--- a/fuentes/CFA1_228122_DU.docx
+++ b/fuentes/CFA1_228122_DU.docx
@@ -40,7 +40,7 @@
                     </pic:cNvPicPr>
                   </pic:nvPicPr>
                   <pic:blipFill>
-                    <a:blip r:embed="rId8">
+                    <a:blip r:embed="rId11">
                       <a:extLst>
                         <a:ext uri="{28A0092B-C50C-407E-A947-70E740481C1C}">
                           <a14:useLocalDpi xmlns:a14="http://schemas.microsoft.com/office/drawing/2010/main" val="0"/>
@@ -213,7 +213,7 @@
               </wp:anchor>
             </w:drawing>
           </mc:Choice>
-          <mc:Fallback xmlns:w16sdtdh="http://schemas.microsoft.com/office/word/2020/wordml/sdtdatahash" xmlns:w16="http://schemas.microsoft.com/office/word/2018/wordml" xmlns:w16cex="http://schemas.microsoft.com/office/word/2018/wordml/cex">
+          <mc:Fallback xmlns:w16cex="http://schemas.microsoft.com/office/word/2018/wordml/cex" xmlns:w16="http://schemas.microsoft.com/office/word/2018/wordml" xmlns:w16sdtdh="http://schemas.microsoft.com/office/word/2020/wordml/sdtdatahash">
             <w:pict>
               <v:rect w14:anchorId="5C6229C9" id="Rectángulo 4" o:spid="_x0000_s1026" style="position:absolute;margin-left:-55.7pt;margin-top:29pt;width:613.85pt;height:204pt;z-index:-251659776;visibility:visible;mso-wrap-style:square;mso-width-percent:0;mso-height-percent:0;mso-wrap-distance-left:9pt;mso-wrap-distance-top:0;mso-wrap-distance-right:9pt;mso-wrap-distance-bottom:0;mso-position-horizontal:absolute;mso-position-horizontal-relative:text;mso-position-vertical:absolute;mso-position-vertical-relative:text;mso-width-percent:0;mso-height-percent:0;mso-width-relative:page;mso-height-relative:margin;v-text-anchor:middle" o:gfxdata="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" fillcolor="#00314d" stroked="f" strokeweight="1pt"/>
             </w:pict>
@@ -1052,7 +1052,7 @@
             <w:noProof/>
             <w:webHidden/>
           </w:rPr>
-          <w:t>14</w:t>
+          <w:t>13</w:t>
         </w:r>
         <w:r>
           <w:rPr>
@@ -1151,7 +1151,7 @@
             <w:noProof/>
             <w:webHidden/>
           </w:rPr>
-          <w:t>16</w:t>
+          <w:t>15</w:t>
         </w:r>
         <w:r>
           <w:rPr>
@@ -1241,7 +1241,7 @@
             <w:noProof/>
             <w:webHidden/>
           </w:rPr>
-          <w:t>18</w:t>
+          <w:t>17</w:t>
         </w:r>
         <w:r>
           <w:rPr>
@@ -1331,7 +1331,7 @@
             <w:noProof/>
             <w:webHidden/>
           </w:rPr>
-          <w:t>19</w:t>
+          <w:t>18</w:t>
         </w:r>
         <w:r>
           <w:rPr>
@@ -1421,7 +1421,7 @@
             <w:noProof/>
             <w:webHidden/>
           </w:rPr>
-          <w:t>20</w:t>
+          <w:t>19</w:t>
         </w:r>
         <w:r>
           <w:rPr>
@@ -1511,7 +1511,7 @@
             <w:noProof/>
             <w:webHidden/>
           </w:rPr>
-          <w:t>22</w:t>
+          <w:t>21</w:t>
         </w:r>
         <w:r>
           <w:rPr>
@@ -1610,7 +1610,7 @@
             <w:noProof/>
             <w:webHidden/>
           </w:rPr>
-          <w:t>25</w:t>
+          <w:t>23</w:t>
         </w:r>
         <w:r>
           <w:rPr>
@@ -1700,7 +1700,7 @@
             <w:noProof/>
             <w:webHidden/>
           </w:rPr>
-          <w:t>26</w:t>
+          <w:t>24</w:t>
         </w:r>
         <w:r>
           <w:rPr>
@@ -1790,7 +1790,7 @@
             <w:noProof/>
             <w:webHidden/>
           </w:rPr>
-          <w:t>28</w:t>
+          <w:t>25</w:t>
         </w:r>
         <w:r>
           <w:rPr>
@@ -1880,7 +1880,7 @@
             <w:noProof/>
             <w:webHidden/>
           </w:rPr>
-          <w:t>31</w:t>
+          <w:t>28</w:t>
         </w:r>
         <w:r>
           <w:rPr>
@@ -1970,7 +1970,7 @@
             <w:noProof/>
             <w:webHidden/>
           </w:rPr>
-          <w:t>34</w:t>
+          <w:t>30</w:t>
         </w:r>
         <w:r>
           <w:rPr>
@@ -2060,7 +2060,7 @@
             <w:noProof/>
             <w:webHidden/>
           </w:rPr>
-          <w:t>36</w:t>
+          <w:t>32</w:t>
         </w:r>
         <w:r>
           <w:rPr>
@@ -2150,7 +2150,7 @@
             <w:noProof/>
             <w:webHidden/>
           </w:rPr>
-          <w:t>38</w:t>
+          <w:t>33</w:t>
         </w:r>
         <w:r>
           <w:rPr>
@@ -2240,7 +2240,7 @@
             <w:noProof/>
             <w:webHidden/>
           </w:rPr>
-          <w:t>41</w:t>
+          <w:t>37</w:t>
         </w:r>
         <w:r>
           <w:rPr>
@@ -2330,7 +2330,7 @@
             <w:noProof/>
             <w:webHidden/>
           </w:rPr>
-          <w:t>42</w:t>
+          <w:t>38</w:t>
         </w:r>
         <w:r>
           <w:rPr>
@@ -2420,7 +2420,7 @@
             <w:noProof/>
             <w:webHidden/>
           </w:rPr>
-          <w:t>44</w:t>
+          <w:t>40</w:t>
         </w:r>
         <w:r>
           <w:rPr>
@@ -2510,7 +2510,7 @@
             <w:noProof/>
             <w:webHidden/>
           </w:rPr>
-          <w:t>46</w:t>
+          <w:t>41</w:t>
         </w:r>
         <w:r>
           <w:rPr>
@@ -2600,7 +2600,7 @@
             <w:noProof/>
             <w:webHidden/>
           </w:rPr>
-          <w:t>49</w:t>
+          <w:t>43</w:t>
         </w:r>
         <w:r>
           <w:rPr>
@@ -2690,7 +2690,7 @@
             <w:noProof/>
             <w:webHidden/>
           </w:rPr>
-          <w:t>51</w:t>
+          <w:t>45</w:t>
         </w:r>
         <w:r>
           <w:rPr>
@@ -2780,7 +2780,7 @@
             <w:noProof/>
             <w:webHidden/>
           </w:rPr>
-          <w:t>54</w:t>
+          <w:t>48</w:t>
         </w:r>
         <w:r>
           <w:rPr>
@@ -2870,7 +2870,7 @@
             <w:noProof/>
             <w:webHidden/>
           </w:rPr>
-          <w:t>55</w:t>
+          <w:t>49</w:t>
         </w:r>
         <w:r>
           <w:rPr>
@@ -2969,7 +2969,7 @@
             <w:noProof/>
             <w:webHidden/>
           </w:rPr>
-          <w:t>56</w:t>
+          <w:t>50</w:t>
         </w:r>
         <w:r>
           <w:rPr>
@@ -3059,7 +3059,7 @@
             <w:noProof/>
             <w:webHidden/>
           </w:rPr>
-          <w:t>60</w:t>
+          <w:t>53</w:t>
         </w:r>
         <w:r>
           <w:rPr>
@@ -3149,7 +3149,7 @@
             <w:noProof/>
             <w:webHidden/>
           </w:rPr>
-          <w:t>62</w:t>
+          <w:t>55</w:t>
         </w:r>
         <w:r>
           <w:rPr>
@@ -3239,7 +3239,7 @@
             <w:noProof/>
             <w:webHidden/>
           </w:rPr>
-          <w:t>64</w:t>
+          <w:t>57</w:t>
         </w:r>
         <w:r>
           <w:rPr>
@@ -3329,7 +3329,7 @@
             <w:noProof/>
             <w:webHidden/>
           </w:rPr>
-          <w:t>65</w:t>
+          <w:t>58</w:t>
         </w:r>
         <w:r>
           <w:rPr>
@@ -3419,7 +3419,7 @@
             <w:noProof/>
             <w:webHidden/>
           </w:rPr>
-          <w:t>68</w:t>
+          <w:t>61</w:t>
         </w:r>
         <w:r>
           <w:rPr>
@@ -3509,7 +3509,7 @@
             <w:noProof/>
             <w:webHidden/>
           </w:rPr>
-          <w:t>71</w:t>
+          <w:t>64</w:t>
         </w:r>
         <w:r>
           <w:rPr>
@@ -3599,7 +3599,7 @@
             <w:noProof/>
             <w:webHidden/>
           </w:rPr>
-          <w:t>72</w:t>
+          <w:t>65</w:t>
         </w:r>
         <w:r>
           <w:rPr>
@@ -3689,7 +3689,7 @@
             <w:noProof/>
             <w:webHidden/>
           </w:rPr>
-          <w:t>77</w:t>
+          <w:t>70</w:t>
         </w:r>
         <w:r>
           <w:rPr>
@@ -3781,7 +3781,7 @@
             <w:noProof/>
             <w:webHidden/>
           </w:rPr>
-          <w:t>80</w:t>
+          <w:t>73</w:t>
         </w:r>
         <w:r>
           <w:rPr>
@@ -3853,7 +3853,7 @@
             <w:noProof/>
             <w:webHidden/>
           </w:rPr>
-          <w:t>84</w:t>
+          <w:t>76</w:t>
         </w:r>
         <w:r>
           <w:rPr>
@@ -3925,7 +3925,7 @@
             <w:noProof/>
             <w:webHidden/>
           </w:rPr>
-          <w:t>85</w:t>
+          <w:t>77</w:t>
         </w:r>
         <w:r>
           <w:rPr>
@@ -3998,7 +3998,7 @@
             <w:noProof/>
             <w:webHidden/>
           </w:rPr>
-          <w:t>87</w:t>
+          <w:t>79</w:t>
         </w:r>
         <w:r>
           <w:rPr>
@@ -4070,7 +4070,7 @@
             <w:noProof/>
             <w:webHidden/>
           </w:rPr>
-          <w:t>88</w:t>
+          <w:t>80</w:t>
         </w:r>
         <w:r>
           <w:rPr>
@@ -4238,32 +4238,26 @@
     <w:p>
       <w:pPr>
         <w:pStyle w:val="Video"/>
-      </w:pPr>
-      <w:r>
+        <w:ind w:left="0" w:firstLine="0"/>
+      </w:pPr>
+      <w:r>
+        <w:rPr>
+          <w:noProof/>
+        </w:rPr>
         <w:lastRenderedPageBreak/>
-        <w:t>Fundamentos del ciclo de vida del software e ingeniería de requisitos</w:t>
-      </w:r>
-    </w:p>
-    <w:p>
-      <w:pPr>
-        <w:ind w:firstLine="0"/>
-        <w:jc w:val="center"/>
-      </w:pPr>
-      <w:r>
-        <w:rPr>
-          <w:noProof/>
-        </w:rPr>
         <w:drawing>
-          <wp:inline distT="0" distB="0" distL="0" distR="0" wp14:anchorId="634B3B15" wp14:editId="1ED7858D">
-            <wp:extent cx="4222939" cy="2375403"/>
-            <wp:effectExtent l="0" t="0" r="6350" b="6350"/>
-            <wp:docPr id="5" name="Imagen 5">
-              <a:extLst xmlns:a="http://schemas.openxmlformats.org/drawingml/2006/main">
-                <a:ext uri="{C183D7F6-B498-43B3-948B-1728B52AA6E4}">
-                  <adec:decorative xmlns:adec="http://schemas.microsoft.com/office/drawing/2017/decorative" val="1"/>
-                </a:ext>
-              </a:extLst>
-            </wp:docPr>
+          <wp:anchor distT="0" distB="0" distL="114300" distR="114300" simplePos="0" relativeHeight="251659264" behindDoc="0" locked="0" layoutInCell="1" allowOverlap="1" wp14:anchorId="1BB9539E" wp14:editId="403C673F">
+            <wp:simplePos x="0" y="0"/>
+            <wp:positionH relativeFrom="margin">
+              <wp:align>center</wp:align>
+            </wp:positionH>
+            <wp:positionV relativeFrom="page">
+              <wp:posOffset>1453791</wp:posOffset>
+            </wp:positionV>
+            <wp:extent cx="4680000" cy="2631600"/>
+            <wp:effectExtent l="0" t="0" r="6350" b="0"/>
+            <wp:wrapNone/>
+            <wp:docPr id="8" name="Imagen 8"/>
             <wp:cNvGraphicFramePr>
               <a:graphicFrameLocks xmlns:a="http://schemas.openxmlformats.org/drawingml/2006/main" noChangeAspect="1"/>
             </wp:cNvGraphicFramePr>
@@ -4271,42 +4265,56 @@
               <a:graphicData uri="http://schemas.openxmlformats.org/drawingml/2006/picture">
                 <pic:pic xmlns:pic="http://schemas.openxmlformats.org/drawingml/2006/picture">
                   <pic:nvPicPr>
-                    <pic:cNvPr id="0" name="Picture 2"/>
-                    <pic:cNvPicPr>
-                      <a:picLocks noChangeAspect="1" noChangeArrowheads="1"/>
-                    </pic:cNvPicPr>
+                    <pic:cNvPr id="8" name="maxresdefault.jpg"/>
+                    <pic:cNvPicPr/>
                   </pic:nvPicPr>
                   <pic:blipFill>
-                    <a:blip r:embed="rId9" cstate="print">
+                    <a:blip r:embed="rId12" cstate="print">
                       <a:extLst>
                         <a:ext uri="{28A0092B-C50C-407E-A947-70E740481C1C}">
                           <a14:useLocalDpi xmlns:a14="http://schemas.microsoft.com/office/drawing/2010/main" val="0"/>
                         </a:ext>
                       </a:extLst>
                     </a:blip>
-                    <a:srcRect/>
                     <a:stretch>
                       <a:fillRect/>
                     </a:stretch>
                   </pic:blipFill>
-                  <pic:spPr bwMode="auto">
+                  <pic:spPr>
                     <a:xfrm>
                       <a:off x="0" y="0"/>
-                      <a:ext cx="4268341" cy="2400941"/>
+                      <a:ext cx="4680000" cy="2631600"/>
                     </a:xfrm>
                     <a:prstGeom prst="rect">
                       <a:avLst/>
                     </a:prstGeom>
-                    <a:noFill/>
                   </pic:spPr>
                 </pic:pic>
               </a:graphicData>
             </a:graphic>
-          </wp:inline>
+            <wp14:sizeRelH relativeFrom="margin">
+              <wp14:pctWidth>0</wp14:pctWidth>
+            </wp14:sizeRelH>
+            <wp14:sizeRelV relativeFrom="margin">
+              <wp14:pctHeight>0</wp14:pctHeight>
+            </wp14:sizeRelV>
+          </wp:anchor>
         </w:drawing>
       </w:r>
-    </w:p>
-    <w:bookmarkStart w:id="2" w:name="_Hlk161159634"/>
+      <w:r>
+        <w:t>Fundamentos del ciclo de vida del software e ingeniería de requisitos</w:t>
+      </w:r>
+    </w:p>
+    <w:p>
+      <w:pPr>
+        <w:ind w:firstLine="0"/>
+      </w:pPr>
+    </w:p>
+    <w:p/>
+    <w:p/>
+    <w:p/>
+    <w:p/>
+    <w:p/>
     <w:p>
       <w:pPr>
         <w:jc w:val="center"/>
@@ -4314,37 +4322,24 @@
           <w:b/>
         </w:rPr>
       </w:pPr>
-      <w:r>
+      <w:bookmarkStart w:id="2" w:name="_Hlk161159634"/>
+    </w:p>
+    <w:p>
+      <w:pPr>
+        <w:jc w:val="center"/>
         <w:rPr>
           <w:b/>
         </w:rPr>
-        <w:fldChar w:fldCharType="begin"/>
-      </w:r>
-      <w:r>
-        <w:rPr>
-          <w:b/>
-        </w:rPr>
-        <w:instrText xml:space="preserve"> HYPERLINK "https://www.youtube.com/watch?v=cXMmrEWCm5c" </w:instrText>
-      </w:r>
-      <w:r>
-        <w:rPr>
-          <w:b/>
-        </w:rPr>
-        <w:fldChar w:fldCharType="separate"/>
-      </w:r>
-      <w:r>
-        <w:rPr>
-          <w:rStyle w:val="Hipervnculo"/>
-          <w:b/>
-        </w:rPr>
-        <w:t>Enlace de reproducción del video</w:t>
-      </w:r>
-      <w:r>
-        <w:rPr>
-          <w:b/>
-        </w:rPr>
-        <w:fldChar w:fldCharType="end"/>
-      </w:r>
+      </w:pPr>
+      <w:hyperlink r:id="rId13" w:history="1">
+        <w:r>
+          <w:rPr>
+            <w:rStyle w:val="Hipervnculo"/>
+            <w:b/>
+          </w:rPr>
+          <w:t>Enlace de reproducción del video</w:t>
+        </w:r>
+      </w:hyperlink>
     </w:p>
     <w:tbl>
       <w:tblPr>
@@ -4441,11 +4436,11 @@
               <w:t>software</w:t>
             </w:r>
             <w:r>
-              <w:t xml:space="preserve"> describe el conjunto de etapas que atraviesa un sistema desde su concepción hasta su implementación y mantenimiento. Entre estas etapas se encuentran la definición de requisitos, el diseño, el desarrollo, las pruebas y </w:t>
+              <w:t xml:space="preserve"> describe el conjunto de etapas que atraviesa un sistema desde su concepción hasta su implementación y mantenimiento. Entre estas </w:t>
             </w:r>
             <w:r>
               <w:lastRenderedPageBreak/>
-              <w:t>la puesta en funcionamiento. Cada fase tiene objetivos específicos que orientan el trabajo del equipo de desarrollo y permiten asegurar la calidad del producto final.</w:t>
+              <w:t>etapas se encuentran la definición de requisitos, el diseño, el desarrollo, las pruebas y la puesta en funcionamiento. Cada fase tiene objetivos específicos que orientan el trabajo del equipo de desarrollo y permiten asegurar la calidad del producto final.</w:t>
             </w:r>
           </w:p>
           <w:p>
@@ -4485,7 +4480,6 @@
       </w:tr>
       <w:bookmarkEnd w:id="2"/>
     </w:tbl>
-    <w:p/>
     <w:p/>
     <w:p/>
     <w:p/>
@@ -5002,7 +4996,7 @@
           </w:tcPr>
           <w:p>
             <w:pPr>
-              <w:ind w:firstLine="0"/>
+              <w:pStyle w:val="TextoTablas"/>
             </w:pPr>
             <w:r>
               <w:t>Modelo</w:t>
@@ -5015,7 +5009,7 @@
           </w:tcPr>
           <w:p>
             <w:pPr>
-              <w:ind w:firstLine="0"/>
+              <w:pStyle w:val="TextoTablas"/>
             </w:pPr>
             <w:r>
               <w:t>Descripción</w:t>
@@ -5028,7 +5022,7 @@
           </w:tcPr>
           <w:p>
             <w:pPr>
-              <w:ind w:firstLine="0"/>
+              <w:pStyle w:val="TextoTablas"/>
             </w:pPr>
             <w:r>
               <w:t>Características principales</w:t>
@@ -5046,7 +5040,7 @@
           </w:tcPr>
           <w:p>
             <w:pPr>
-              <w:ind w:firstLine="0"/>
+              <w:pStyle w:val="TextoTablas"/>
             </w:pPr>
             <w:r>
               <w:t>Modelo en cascada</w:t>
@@ -5062,7 +5056,7 @@
           </w:tcPr>
           <w:p>
             <w:pPr>
-              <w:ind w:firstLine="0"/>
+              <w:pStyle w:val="TextoTablas"/>
             </w:pPr>
             <w:r>
               <w:t xml:space="preserve">Es uno de los modelos más tradicionales del desarrollo de </w:t>
@@ -5074,11 +5068,7 @@
               <w:t>software</w:t>
             </w:r>
             <w:r>
-              <w:t xml:space="preserve">. Las fases del proyecto se ejecutan de </w:t>
-            </w:r>
-            <w:r>
-              <w:lastRenderedPageBreak/>
-              <w:t>manera secuencial, es decir, cada etapa comienza cuando la anterior ha finalizado.</w:t>
+              <w:t>. Las fases del proyecto se ejecutan de manera secuencial, es decir, cada etapa comienza cuando la anterior ha finalizado.</w:t>
             </w:r>
           </w:p>
         </w:tc>
@@ -5088,10 +5078,9 @@
           </w:tcPr>
           <w:p>
             <w:pPr>
-              <w:ind w:firstLine="0"/>
-            </w:pPr>
-            <w:r>
-              <w:lastRenderedPageBreak/>
+              <w:pStyle w:val="TextoTablas"/>
+            </w:pPr>
+            <w:r>
               <w:t>Proceso lineal, documentación detallada, adecuado cuando los requisitos están claramente definidos desde el inicio.</w:t>
             </w:r>
           </w:p>
@@ -5104,9 +5093,10 @@
           </w:tcPr>
           <w:p>
             <w:pPr>
-              <w:ind w:firstLine="0"/>
-            </w:pPr>
-            <w:r>
+              <w:pStyle w:val="TextoTablas"/>
+            </w:pPr>
+            <w:r>
+              <w:lastRenderedPageBreak/>
               <w:t>Modelo incremental</w:t>
             </w:r>
             <w:r>
@@ -5120,7 +5110,7 @@
           </w:tcPr>
           <w:p>
             <w:pPr>
-              <w:ind w:firstLine="0"/>
+              <w:pStyle w:val="TextoTablas"/>
             </w:pPr>
             <w:r>
               <w:t>El sistema se desarrolla mediante incrementos o versiones parciales que se van integrando progresivamente hasta completar el producto final.</w:t>
@@ -5133,7 +5123,7 @@
           </w:tcPr>
           <w:p>
             <w:pPr>
-              <w:ind w:firstLine="0"/>
+              <w:pStyle w:val="TextoTablas"/>
             </w:pPr>
             <w:r>
               <w:t>Permite entregar funcionalidades de manera gradual, facilita la retroalimentación del usuario y reduce riesgos.</w:t>
@@ -5151,7 +5141,7 @@
           </w:tcPr>
           <w:p>
             <w:pPr>
-              <w:ind w:firstLine="0"/>
+              <w:pStyle w:val="TextoTablas"/>
             </w:pPr>
             <w:r>
               <w:t>Modelo en espiral</w:t>
@@ -5167,7 +5157,7 @@
           </w:tcPr>
           <w:p>
             <w:pPr>
-              <w:ind w:firstLine="0"/>
+              <w:pStyle w:val="TextoTablas"/>
             </w:pPr>
             <w:r>
               <w:t>Combina el desarrollo iterativo con el análisis continuo de riesgos. Cada ciclo del proyecto incluye planificación, análisis, desarrollo y evaluación.</w:t>
@@ -5180,7 +5170,7 @@
           </w:tcPr>
           <w:p>
             <w:pPr>
-              <w:ind w:firstLine="0"/>
+              <w:pStyle w:val="TextoTablas"/>
             </w:pPr>
             <w:r>
               <w:t>Enfoque orientado a la gestión de riesgos, adecuado para proyectos grandes y complejos.</w:t>
@@ -5195,7 +5185,7 @@
           </w:tcPr>
           <w:p>
             <w:pPr>
-              <w:ind w:firstLine="0"/>
+              <w:pStyle w:val="TextoTablas"/>
             </w:pPr>
             <w:r>
               <w:t>Modelo en V</w:t>
@@ -5211,7 +5201,7 @@
           </w:tcPr>
           <w:p>
             <w:pPr>
-              <w:ind w:firstLine="0"/>
+              <w:pStyle w:val="TextoTablas"/>
             </w:pPr>
             <w:r>
               <w:t>Es una extensión del modelo en cascada que relaciona cada fase del desarrollo con una fase correspondiente de pruebas y validación.</w:t>
@@ -5224,7 +5214,7 @@
           </w:tcPr>
           <w:p>
             <w:pPr>
-              <w:ind w:firstLine="0"/>
+              <w:pStyle w:val="TextoTablas"/>
             </w:pPr>
             <w:r>
               <w:t>Alta trazabilidad entre desarrollo y pruebas, adecuado para proyectos que requieren alta calidad y control.</w:t>
@@ -5242,10 +5232,9 @@
           </w:tcPr>
           <w:p>
             <w:pPr>
-              <w:ind w:firstLine="0"/>
-            </w:pPr>
-            <w:r>
-              <w:lastRenderedPageBreak/>
+              <w:pStyle w:val="TextoTablas"/>
+            </w:pPr>
+            <w:r>
               <w:t>Modelo ágil</w:t>
             </w:r>
             <w:r>
@@ -5259,7 +5248,7 @@
           </w:tcPr>
           <w:p>
             <w:pPr>
-              <w:ind w:firstLine="0"/>
+              <w:pStyle w:val="TextoTablas"/>
             </w:pPr>
             <w:r>
               <w:t xml:space="preserve">Se basa en ciclos cortos de desarrollo llamados iteraciones o </w:t>
@@ -5281,7 +5270,7 @@
           </w:tcPr>
           <w:p>
             <w:pPr>
-              <w:ind w:firstLine="0"/>
+              <w:pStyle w:val="TextoTablas"/>
             </w:pPr>
             <w:r>
               <w:t>Flexibilidad, adaptación al cambio, trabajo colaborativo y retroalimentación constante del cliente.</w:t>
@@ -5343,6 +5332,7 @@
         </w:numPr>
       </w:pPr>
       <w:r>
+        <w:lastRenderedPageBreak/>
         <w:t>Modelo incremental</w:t>
       </w:r>
       <w:r>
@@ -5401,8 +5391,67 @@
     </w:p>
     <w:p>
       <w:r>
+        <w:t xml:space="preserve">En la actualidad, muchos proyectos de </w:t>
+      </w:r>
+      <w:r>
+        <w:rPr>
+          <w:rStyle w:val="Extranjerismo"/>
+        </w:rPr>
+        <w:t xml:space="preserve">software </w:t>
+      </w:r>
+      <w:r>
+        <w:t>combinan diferentes enfoques o adoptan metodologías ágiles que permiten responder con mayor rapidez a los cambios en los requisitos y a las necesidades del usuario.</w:t>
+      </w:r>
+    </w:p>
+    <w:p/>
+    <w:p>
+      <w:pPr>
+        <w:pStyle w:val="Ttulo2"/>
+      </w:pPr>
+      <w:bookmarkStart w:id="6" w:name="_Toc227677897"/>
+      <w:r>
+        <w:t xml:space="preserve">Fases del ciclo de vida del </w:t>
+      </w:r>
+      <w:r>
+        <w:rPr>
+          <w:rStyle w:val="Extranjerismo"/>
+        </w:rPr>
+        <w:t>software</w:t>
+      </w:r>
+      <w:bookmarkEnd w:id="6"/>
+    </w:p>
+    <w:p>
+      <w:r>
+        <w:t xml:space="preserve">El ciclo de vida del </w:t>
+      </w:r>
+      <w:r>
+        <w:rPr>
+          <w:rStyle w:val="Extranjerismo"/>
+        </w:rPr>
+        <w:t xml:space="preserve">software </w:t>
+      </w:r>
+      <w:r>
+        <w:t xml:space="preserve">se estructura en un conjunto de fases que orientan el desarrollo de un sistema informático desde la identificación de una necesidad hasta su implementación y mantenimiento. Cada fase agrupa actividades específicas que permiten planificar, diseñar, construir, evaluar y mantener el </w:t>
+      </w:r>
+      <w:r>
+        <w:rPr>
+          <w:rStyle w:val="Extranjerismo"/>
+        </w:rPr>
+        <w:t xml:space="preserve">software </w:t>
+      </w:r>
+      <w:r>
+        <w:t>de manera organizada.</w:t>
+      </w:r>
+    </w:p>
+    <w:p>
+      <w:r>
+        <w:t>Estas fases facilitan la gestión del proyecto, ya que permiten dividir el proceso de desarrollo en etapas claramente definidas, lo que contribuye a controlar el avance del proyecto, mejorar la comunicación entre los miembros del equipo y asegurar que el producto final cumpla con los requisitos establecidos.</w:t>
+      </w:r>
+    </w:p>
+    <w:p>
+      <w:r>
         <w:lastRenderedPageBreak/>
-        <w:t xml:space="preserve">En la actualidad, muchos proyectos de </w:t>
+        <w:t xml:space="preserve">Aunque el número y la denominación de las fases pueden variar según el modelo de desarrollo utilizado, en términos generales el ciclo de vida del </w:t>
       </w:r>
       <w:r>
         <w:rPr>
@@ -5411,79 +5460,14 @@
         <w:t xml:space="preserve">software </w:t>
       </w:r>
       <w:r>
-        <w:t>combinan diferentes enfoques o adoptan metodologías ágiles que permiten responder con mayor rapidez a los cambios en los requisitos y a las necesidades del usuario.</w:t>
-      </w:r>
-    </w:p>
-    <w:p/>
-    <w:p>
-      <w:pPr>
-        <w:pStyle w:val="Ttulo2"/>
-      </w:pPr>
-      <w:bookmarkStart w:id="6" w:name="_Toc227677897"/>
-      <w:r>
-        <w:t xml:space="preserve">Fases del ciclo de vida del </w:t>
-      </w:r>
-      <w:r>
-        <w:rPr>
-          <w:rStyle w:val="Extranjerismo"/>
-        </w:rPr>
-        <w:t>software</w:t>
-      </w:r>
-      <w:bookmarkEnd w:id="6"/>
-    </w:p>
-    <w:p>
-      <w:r>
-        <w:t xml:space="preserve">El ciclo de vida del </w:t>
-      </w:r>
-      <w:r>
-        <w:rPr>
-          <w:rStyle w:val="Extranjerismo"/>
-        </w:rPr>
-        <w:t xml:space="preserve">software </w:t>
-      </w:r>
-      <w:r>
-        <w:t xml:space="preserve">se estructura en un conjunto de fases que orientan el desarrollo de un sistema informático desde la identificación de una necesidad hasta su implementación y mantenimiento. Cada fase agrupa actividades específicas que permiten planificar, diseñar, construir, evaluar y mantener el </w:t>
-      </w:r>
-      <w:r>
-        <w:rPr>
-          <w:rStyle w:val="Extranjerismo"/>
-        </w:rPr>
-        <w:t xml:space="preserve">software </w:t>
-      </w:r>
-      <w:r>
-        <w:t>de manera organizada.</w:t>
-      </w:r>
-    </w:p>
-    <w:p>
-      <w:r>
-        <w:t>Estas fases facilitan la gestión del proyecto, ya que permiten dividir el proceso de desarrollo en etapas claramente definidas, lo que contribuye a controlar el avance del proyecto, mejorar la comunicación entre los miembros del equipo y asegurar que el producto final cumpla con los requisitos establecidos.</w:t>
-      </w:r>
-    </w:p>
-    <w:p>
-      <w:r>
-        <w:t xml:space="preserve">Aunque el número y la denominación de las fases pueden variar según el modelo de desarrollo utilizado, en términos generales el ciclo de vida del </w:t>
-      </w:r>
-      <w:r>
-        <w:rPr>
-          <w:rStyle w:val="Extranjerismo"/>
-        </w:rPr>
-        <w:t xml:space="preserve">software </w:t>
-      </w:r>
-      <w:r>
         <w:t>comprende las siguientes fases.</w:t>
       </w:r>
     </w:p>
-    <w:p/>
-    <w:p/>
-    <w:p/>
-    <w:p/>
-    <w:p/>
     <w:p>
       <w:pPr>
         <w:pStyle w:val="Tabla"/>
       </w:pPr>
       <w:r>
-        <w:lastRenderedPageBreak/>
         <w:t xml:space="preserve">Fases del ciclo de vida del </w:t>
       </w:r>
       <w:r>
@@ -5514,7 +5498,7 @@
           </w:tcPr>
           <w:p>
             <w:pPr>
-              <w:ind w:firstLine="0"/>
+              <w:pStyle w:val="TextoTablas"/>
             </w:pPr>
             <w:r>
               <w:t>Fase</w:t>
@@ -5527,7 +5511,7 @@
           </w:tcPr>
           <w:p>
             <w:pPr>
-              <w:ind w:firstLine="0"/>
+              <w:pStyle w:val="TextoTablas"/>
             </w:pPr>
             <w:r>
               <w:t>Descripción</w:t>
@@ -5545,7 +5529,7 @@
           </w:tcPr>
           <w:p>
             <w:pPr>
-              <w:ind w:firstLine="0"/>
+              <w:pStyle w:val="TextoTablas"/>
             </w:pPr>
             <w:r>
               <w:t>Análisis.</w:t>
@@ -5558,7 +5542,7 @@
           </w:tcPr>
           <w:p>
             <w:pPr>
-              <w:ind w:firstLine="0"/>
+              <w:pStyle w:val="TextoTablas"/>
             </w:pPr>
             <w:r>
               <w:t>En esta fase se identifican y analizan las necesidades del usuario o de la organización. Se recopila información sobre los requisitos que debe cumplir el sistema y se definen los objetivos del proyecto.</w:t>
@@ -5573,7 +5557,7 @@
           </w:tcPr>
           <w:p>
             <w:pPr>
-              <w:ind w:firstLine="0"/>
+              <w:pStyle w:val="TextoTablas"/>
             </w:pPr>
             <w:r>
               <w:t>Diseño.</w:t>
@@ -5586,7 +5570,7 @@
           </w:tcPr>
           <w:p>
             <w:pPr>
-              <w:ind w:firstLine="0"/>
+              <w:pStyle w:val="TextoTablas"/>
             </w:pPr>
             <w:r>
               <w:t xml:space="preserve">Se establece la estructura del sistema, definiendo la arquitectura, los componentes, las bases de datos y la forma en que interactuarán los diferentes elementos del </w:t>
@@ -5613,7 +5597,7 @@
           </w:tcPr>
           <w:p>
             <w:pPr>
-              <w:ind w:firstLine="0"/>
+              <w:pStyle w:val="TextoTablas"/>
             </w:pPr>
             <w:r>
               <w:t>Codificación.</w:t>
@@ -5626,7 +5610,7 @@
           </w:tcPr>
           <w:p>
             <w:pPr>
-              <w:ind w:firstLine="0"/>
+              <w:pStyle w:val="TextoTablas"/>
             </w:pPr>
             <w:r>
               <w:t>También conocida como fase de desarrollo o programación. En esta etapa los desarrolladores escriben el código fuente del sistema utilizando lenguajes de programación y herramientas de desarrollo.</w:t>
@@ -5641,7 +5625,7 @@
           </w:tcPr>
           <w:p>
             <w:pPr>
-              <w:ind w:firstLine="0"/>
+              <w:pStyle w:val="TextoTablas"/>
             </w:pPr>
             <w:r>
               <w:t>Pruebas.</w:t>
@@ -5654,7 +5638,7 @@
           </w:tcPr>
           <w:p>
             <w:pPr>
-              <w:ind w:firstLine="0"/>
+              <w:pStyle w:val="TextoTablas"/>
             </w:pPr>
             <w:r>
               <w:t xml:space="preserve">Se realizan diferentes tipos de pruebas para verificar que el sistema funcione correctamente, identificar errores y asegurar que el </w:t>
@@ -5681,7 +5665,7 @@
           </w:tcPr>
           <w:p>
             <w:pPr>
-              <w:ind w:firstLine="0"/>
+              <w:pStyle w:val="TextoTablas"/>
             </w:pPr>
             <w:r>
               <w:t>Validación.</w:t>
@@ -5694,7 +5678,7 @@
           </w:tcPr>
           <w:p>
             <w:pPr>
-              <w:ind w:firstLine="0"/>
+              <w:pStyle w:val="TextoTablas"/>
             </w:pPr>
             <w:r>
               <w:t>En esta fase se verifica que el sistema desarrollado satisface las necesidades del usuario y cumple con los objetivos planteados al inicio del proyecto.</w:t>
@@ -5709,7 +5693,7 @@
           </w:tcPr>
           <w:p>
             <w:pPr>
-              <w:ind w:firstLine="0"/>
+              <w:pStyle w:val="TextoTablas"/>
             </w:pPr>
             <w:r>
               <w:t>Mantenimiento.</w:t>
@@ -5722,7 +5706,7 @@
           </w:tcPr>
           <w:p>
             <w:pPr>
-              <w:ind w:firstLine="0"/>
+              <w:pStyle w:val="TextoTablas"/>
             </w:pPr>
             <w:r>
               <w:t xml:space="preserve">Corresponde a las actividades que se realizan después de la implementación del </w:t>
@@ -5734,11 +5718,7 @@
               <w:t>software</w:t>
             </w:r>
             <w:r>
-              <w:t xml:space="preserve">. Incluye corrección de errores, </w:t>
-            </w:r>
-            <w:r>
-              <w:lastRenderedPageBreak/>
-              <w:t>actualización de funcionalidades y mejoras para adaptar el sistema a nuevas necesidades.</w:t>
+              <w:t>. Incluye corrección de errores, actualización de funcionalidades y mejoras para adaptar el sistema a nuevas necesidades.</w:t>
             </w:r>
           </w:p>
         </w:tc>
@@ -5746,8 +5726,27 @@
     </w:tbl>
     <w:p>
       <w:r>
+        <w:t xml:space="preserve">Cada una de estas fases cumple un papel fundamental dentro del proceso de desarrollo del </w:t>
+      </w:r>
+      <w:r>
+        <w:rPr>
+          <w:rStyle w:val="Extranjerismo"/>
+        </w:rPr>
+        <w:t>software</w:t>
+      </w:r>
+      <w:r>
+        <w:t>. La adecuada ejecución de estas etapas permite construir sistemas informáticos más confiables, facilitar su mantenimiento y asegurar que respondan de manera efectiva a las necesidades de los usuarios y de las organizaciones.</w:t>
+      </w:r>
+    </w:p>
+    <w:p/>
+    <w:p>
+      <w:pPr>
+        <w:pStyle w:val="Ttulo2"/>
+      </w:pPr>
+      <w:bookmarkStart w:id="7" w:name="_Toc227677898"/>
+      <w:r>
         <w:lastRenderedPageBreak/>
-        <w:t xml:space="preserve">Cada una de estas fases cumple un papel fundamental dentro del proceso de desarrollo del </w:t>
+        <w:t xml:space="preserve">Objetivos de las fases del ciclo de vida del </w:t>
       </w:r>
       <w:r>
         <w:rPr>
@@ -5755,59 +5754,39 @@
         </w:rPr>
         <w:t>software</w:t>
       </w:r>
-      <w:r>
-        <w:t>. La adecuada ejecución de estas etapas permite construir sistemas informáticos más confiables, facilitar su mantenimiento y asegurar que respondan de manera efectiva a las necesidades de los usuarios y de las organizaciones.</w:t>
+      <w:bookmarkEnd w:id="7"/>
+    </w:p>
+    <w:p>
+      <w:r>
+        <w:t xml:space="preserve">Las fases del ciclo de vida del </w:t>
+      </w:r>
+      <w:r>
+        <w:rPr>
+          <w:rStyle w:val="Extranjerismo"/>
+        </w:rPr>
+        <w:t xml:space="preserve">software </w:t>
+      </w:r>
+      <w:r>
+        <w:t xml:space="preserve">no solo organizan el proceso de desarrollo, sino que también cumplen objetivos específicos que permiten garantizar que el sistema sea construido de manera estructurada, eficiente y alineada con las necesidades del usuario. Cada fase contribuye a alcanzar metas particulares dentro del proyecto, asegurando que el desarrollo del </w:t>
+      </w:r>
+      <w:r>
+        <w:rPr>
+          <w:rStyle w:val="Extranjerismo"/>
+        </w:rPr>
+        <w:t xml:space="preserve">software </w:t>
+      </w:r>
+      <w:r>
+        <w:t>avance de forma controlada y con resultados verificables.</w:t>
+      </w:r>
+    </w:p>
+    <w:p>
+      <w:r>
+        <w:t>El establecimiento de objetivos en cada fase permite orientar las actividades del equipo de desarrollo, facilitar la toma de decisiones y reducir los riesgos asociados al proyecto. Asimismo, estos objetivos ayudan a mantener la coherencia entre los requisitos del sistema, las soluciones diseñadas y el producto final que será implementado.</w:t>
       </w:r>
     </w:p>
     <w:p/>
     <w:p>
-      <w:pPr>
-        <w:pStyle w:val="Ttulo2"/>
-      </w:pPr>
-      <w:bookmarkStart w:id="7" w:name="_Toc227677898"/>
-      <w:r>
-        <w:t xml:space="preserve">Objetivos de las fases del ciclo de vida del </w:t>
-      </w:r>
-      <w:r>
-        <w:rPr>
-          <w:rStyle w:val="Extranjerismo"/>
-        </w:rPr>
-        <w:t>software</w:t>
-      </w:r>
-      <w:bookmarkEnd w:id="7"/>
-    </w:p>
-    <w:p>
-      <w:r>
-        <w:t xml:space="preserve">Las fases del ciclo de vida del </w:t>
-      </w:r>
-      <w:r>
-        <w:rPr>
-          <w:rStyle w:val="Extranjerismo"/>
-        </w:rPr>
-        <w:t xml:space="preserve">software </w:t>
-      </w:r>
-      <w:r>
-        <w:t xml:space="preserve">no solo organizan el proceso de desarrollo, sino que también cumplen objetivos específicos que permiten garantizar que el sistema sea construido de manera estructurada, eficiente y alineada con las necesidades del usuario. Cada fase contribuye a alcanzar metas particulares dentro del proyecto, asegurando que el desarrollo del </w:t>
-      </w:r>
-      <w:r>
-        <w:rPr>
-          <w:rStyle w:val="Extranjerismo"/>
-        </w:rPr>
-        <w:t xml:space="preserve">software </w:t>
-      </w:r>
-      <w:r>
-        <w:t>avance de forma controlada y con resultados verificables.</w:t>
-      </w:r>
-    </w:p>
-    <w:p>
-      <w:r>
-        <w:t>El establecimiento de objetivos en cada fase permite orientar las actividades del equipo de desarrollo, facilitar la toma de decisiones y reducir los riesgos asociados al proyecto. Asimismo, estos objetivos ayudan a mantener la coherencia entre los requisitos del sistema, las soluciones diseñadas y el producto final que será implementado.</w:t>
-      </w:r>
-    </w:p>
-    <w:p/>
-    <w:p>
-      <w:r>
-        <w:lastRenderedPageBreak/>
+      <w:r>
         <w:t xml:space="preserve">A continuación, se describen los objetivos asociados a las principales fases del ciclo de vida del </w:t>
       </w:r>
       <w:r>
@@ -5904,6 +5883,7 @@
         <w:rPr>
           <w:b/>
         </w:rPr>
+        <w:lastRenderedPageBreak/>
         <w:t>Pruebas</w:t>
       </w:r>
       <w:r>
@@ -6513,7 +6493,7 @@
           </w:tcPr>
           <w:p>
             <w:pPr>
-              <w:ind w:firstLine="0"/>
+              <w:pStyle w:val="TextoTablas"/>
             </w:pPr>
             <w:r>
               <w:t>Resultado</w:t>
@@ -6526,7 +6506,7 @@
           </w:tcPr>
           <w:p>
             <w:pPr>
-              <w:ind w:firstLine="0"/>
+              <w:pStyle w:val="TextoTablas"/>
             </w:pPr>
             <w:r>
               <w:t>Descripción</w:t>
@@ -6539,7 +6519,7 @@
           </w:tcPr>
           <w:p>
             <w:pPr>
-              <w:ind w:firstLine="0"/>
+              <w:pStyle w:val="TextoTablas"/>
             </w:pPr>
             <w:r>
               <w:t>Ejemplo</w:t>
@@ -6557,7 +6537,7 @@
           </w:tcPr>
           <w:p>
             <w:pPr>
-              <w:ind w:firstLine="0"/>
+              <w:pStyle w:val="TextoTablas"/>
             </w:pPr>
             <w:r>
               <w:t>Documento de requisitos del sistema.</w:t>
@@ -6570,7 +6550,7 @@
           </w:tcPr>
           <w:p>
             <w:pPr>
-              <w:ind w:firstLine="0"/>
+              <w:pStyle w:val="TextoTablas"/>
             </w:pPr>
             <w:r>
               <w:t>Contiene la descripción detallada de las funcionalidades, restricciones y características del sistema.</w:t>
@@ -6583,7 +6563,7 @@
           </w:tcPr>
           <w:p>
             <w:pPr>
-              <w:ind w:firstLine="0"/>
+              <w:pStyle w:val="TextoTablas"/>
             </w:pPr>
             <w:r>
               <w:t>Documento donde se especifica que el sistema debe permitir registrar usuarios, iniciar sesión y generar reportes.</w:t>
@@ -6598,10 +6578,9 @@
           </w:tcPr>
           <w:p>
             <w:pPr>
-              <w:ind w:firstLine="0"/>
-            </w:pPr>
-            <w:r>
-              <w:lastRenderedPageBreak/>
+              <w:pStyle w:val="TextoTablas"/>
+            </w:pPr>
+            <w:r>
               <w:t>Casos de uso.</w:t>
             </w:r>
           </w:p>
@@ -6612,7 +6591,7 @@
           </w:tcPr>
           <w:p>
             <w:pPr>
-              <w:ind w:firstLine="0"/>
+              <w:pStyle w:val="TextoTablas"/>
             </w:pPr>
             <w:r>
               <w:t>Describen cómo interactúan los usuarios con el sistema para realizar determinadas tareas.</w:t>
@@ -6625,7 +6604,7 @@
           </w:tcPr>
           <w:p>
             <w:pPr>
-              <w:ind w:firstLine="0"/>
+              <w:pStyle w:val="TextoTablas"/>
             </w:pPr>
             <w:r>
               <w:t>Caso de uso “Registrar cliente”, donde el usuario ingresa datos personales y el sistema guarda la información.</w:t>
@@ -6643,9 +6622,10 @@
           </w:tcPr>
           <w:p>
             <w:pPr>
-              <w:ind w:firstLine="0"/>
-            </w:pPr>
-            <w:r>
+              <w:pStyle w:val="TextoTablas"/>
+            </w:pPr>
+            <w:r>
+              <w:lastRenderedPageBreak/>
               <w:t>Historias de usuario.</w:t>
             </w:r>
           </w:p>
@@ -6656,7 +6636,7 @@
           </w:tcPr>
           <w:p>
             <w:pPr>
-              <w:ind w:firstLine="0"/>
+              <w:pStyle w:val="TextoTablas"/>
             </w:pPr>
             <w:r>
               <w:t>Descripciones breves de las necesidades del usuario desde su perspectiva.</w:t>
@@ -6669,7 +6649,7 @@
           </w:tcPr>
           <w:p>
             <w:pPr>
-              <w:ind w:firstLine="0"/>
+              <w:pStyle w:val="TextoTablas"/>
             </w:pPr>
             <w:r>
               <w:t>“Como administrador, deseo consultar los registros de ventas para analizar el rendimiento del negocio”.</w:t>
@@ -6684,7 +6664,7 @@
           </w:tcPr>
           <w:p>
             <w:pPr>
-              <w:ind w:firstLine="0"/>
+              <w:pStyle w:val="TextoTablas"/>
             </w:pPr>
             <w:r>
               <w:t>Diagramas de requisitos.</w:t>
@@ -6697,7 +6677,7 @@
           </w:tcPr>
           <w:p>
             <w:pPr>
-              <w:ind w:firstLine="0"/>
+              <w:pStyle w:val="TextoTablas"/>
             </w:pPr>
             <w:r>
               <w:t>Representaciones gráficas que permiten visualizar las interacciones y funcionalidades del sistema.</w:t>
@@ -6710,7 +6690,7 @@
           </w:tcPr>
           <w:p>
             <w:pPr>
-              <w:ind w:firstLine="0"/>
+              <w:pStyle w:val="TextoTablas"/>
             </w:pPr>
             <w:r>
               <w:t>Diagrama de casos de uso que presenta la relación entre el usuario y las funciones del sistema.</w:t>
@@ -6728,7 +6708,7 @@
           </w:tcPr>
           <w:p>
             <w:pPr>
-              <w:ind w:firstLine="0"/>
+              <w:pStyle w:val="TextoTablas"/>
             </w:pPr>
             <w:r>
               <w:t>Validación de requisitos.</w:t>
@@ -6741,7 +6721,7 @@
           </w:tcPr>
           <w:p>
             <w:pPr>
-              <w:ind w:firstLine="0"/>
+              <w:pStyle w:val="TextoTablas"/>
             </w:pPr>
             <w:r>
               <w:t>Confirmación de que los requisitos definidos reflejan las necesidades de los interesados.</w:t>
@@ -6754,7 +6734,7 @@
           </w:tcPr>
           <w:p>
             <w:pPr>
-              <w:ind w:firstLine="0"/>
+              <w:pStyle w:val="TextoTablas"/>
             </w:pPr>
             <w:r>
               <w:t>Revisión del documento de requisitos por parte del cliente y aprobación para iniciar el diseño del sistema.</w:t>
@@ -6765,7 +6745,6 @@
     </w:tbl>
     <w:p>
       <w:r>
-        <w:lastRenderedPageBreak/>
         <w:t xml:space="preserve">En conjunto, estos resultados permiten establecer una base clara y estructurada para las siguientes etapas del desarrollo del </w:t>
       </w:r>
       <w:r>
@@ -6957,7 +6936,7 @@
           </w:tcPr>
           <w:p>
             <w:pPr>
-              <w:ind w:firstLine="0"/>
+              <w:pStyle w:val="TextoTablas"/>
             </w:pPr>
             <w:r>
               <w:t>Categoría</w:t>
@@ -6970,7 +6949,7 @@
           </w:tcPr>
           <w:p>
             <w:pPr>
-              <w:ind w:firstLine="0"/>
+              <w:pStyle w:val="TextoTablas"/>
             </w:pPr>
             <w:r>
               <w:t>Descripción</w:t>
@@ -6983,7 +6962,7 @@
           </w:tcPr>
           <w:p>
             <w:pPr>
-              <w:ind w:firstLine="0"/>
+              <w:pStyle w:val="TextoTablas"/>
             </w:pPr>
             <w:r>
               <w:t>Ejemplo</w:t>
@@ -7001,7 +6980,7 @@
           </w:tcPr>
           <w:p>
             <w:pPr>
-              <w:ind w:firstLine="0"/>
+              <w:pStyle w:val="TextoTablas"/>
             </w:pPr>
             <w:r>
               <w:t>Autenticación y control de acceso.</w:t>
@@ -7014,14 +6993,10 @@
           </w:tcPr>
           <w:p>
             <w:pPr>
-              <w:ind w:firstLine="0"/>
-            </w:pPr>
-            <w:r>
-              <w:t xml:space="preserve">Funcionalidades relacionadas con la identificación de usuarios y </w:t>
-            </w:r>
-            <w:r>
-              <w:lastRenderedPageBreak/>
-              <w:t>la gestión de permisos dentro del sistema.</w:t>
+              <w:pStyle w:val="TextoTablas"/>
+            </w:pPr>
+            <w:r>
+              <w:t>Funcionalidades relacionadas con la identificación de usuarios y la gestión de permisos dentro del sistema.</w:t>
             </w:r>
           </w:p>
         </w:tc>
@@ -7031,15 +7006,10 @@
           </w:tcPr>
           <w:p>
             <w:pPr>
-              <w:ind w:firstLine="0"/>
-            </w:pPr>
-            <w:r>
-              <w:lastRenderedPageBreak/>
-              <w:t xml:space="preserve">El sistema debe permitir que los usuarios inicien sesión mediante usuario y </w:t>
-            </w:r>
-            <w:r>
-              <w:lastRenderedPageBreak/>
-              <w:t>contraseña y bloquear la cuenta después de tres intentos fallidos.</w:t>
+              <w:pStyle w:val="TextoTablas"/>
+            </w:pPr>
+            <w:r>
+              <w:t>El sistema debe permitir que los usuarios inicien sesión mediante usuario y contraseña y bloquear la cuenta después de tres intentos fallidos.</w:t>
             </w:r>
           </w:p>
         </w:tc>
@@ -7051,7 +7021,7 @@
           </w:tcPr>
           <w:p>
             <w:pPr>
-              <w:ind w:firstLine="0"/>
+              <w:pStyle w:val="TextoTablas"/>
             </w:pPr>
             <w:r>
               <w:lastRenderedPageBreak/>
@@ -7065,7 +7035,7 @@
           </w:tcPr>
           <w:p>
             <w:pPr>
-              <w:ind w:firstLine="0"/>
+              <w:pStyle w:val="TextoTablas"/>
             </w:pPr>
             <w:r>
               <w:t>Funciones que permiten crear, consultar, actualizar y eliminar información dentro del sistema.</w:t>
@@ -7078,7 +7048,7 @@
           </w:tcPr>
           <w:p>
             <w:pPr>
-              <w:ind w:firstLine="0"/>
+              <w:pStyle w:val="TextoTablas"/>
             </w:pPr>
             <w:r>
               <w:t>El sistema debe permitir registrar, consultar, modificar y eliminar información de clientes.</w:t>
@@ -7096,7 +7066,7 @@
           </w:tcPr>
           <w:p>
             <w:pPr>
-              <w:ind w:firstLine="0"/>
+              <w:pStyle w:val="TextoTablas"/>
             </w:pPr>
             <w:r>
               <w:t>Procesamiento y cálculo.</w:t>
@@ -7109,7 +7079,7 @@
           </w:tcPr>
           <w:p>
             <w:pPr>
-              <w:ind w:firstLine="0"/>
+              <w:pStyle w:val="TextoTablas"/>
             </w:pPr>
             <w:r>
               <w:t>Operaciones automáticas que transforman o procesan datos según reglas definidas por el negocio.</w:t>
@@ -7122,7 +7092,7 @@
           </w:tcPr>
           <w:p>
             <w:pPr>
-              <w:ind w:firstLine="0"/>
+              <w:pStyle w:val="TextoTablas"/>
             </w:pPr>
             <w:r>
               <w:t>El sistema debe calcular automáticamente el valor total de una compra incluyendo impuestos y descuentos.</w:t>
@@ -7137,7 +7107,7 @@
           </w:tcPr>
           <w:p>
             <w:pPr>
-              <w:ind w:firstLine="0"/>
+              <w:pStyle w:val="TextoTablas"/>
             </w:pPr>
             <w:r>
               <w:t>Reportes y consultas.</w:t>
@@ -7150,7 +7120,7 @@
           </w:tcPr>
           <w:p>
             <w:pPr>
-              <w:ind w:firstLine="0"/>
+              <w:pStyle w:val="TextoTablas"/>
             </w:pPr>
             <w:r>
               <w:t>Funcionalidades que permiten generar informes o consultar información almacenada en el sistema.</w:t>
@@ -7163,7 +7133,7 @@
           </w:tcPr>
           <w:p>
             <w:pPr>
-              <w:ind w:firstLine="0"/>
+              <w:pStyle w:val="TextoTablas"/>
             </w:pPr>
             <w:r>
               <w:t>El sistema debe generar reportes de ventas por rango de fechas en formato PDF o Excel.</w:t>
@@ -7181,7 +7151,7 @@
           </w:tcPr>
           <w:p>
             <w:pPr>
-              <w:ind w:firstLine="0"/>
+              <w:pStyle w:val="TextoTablas"/>
             </w:pPr>
             <w:r>
               <w:t>Notificaciones y alertas.</w:t>
@@ -7194,7 +7164,7 @@
           </w:tcPr>
           <w:p>
             <w:pPr>
-              <w:ind w:firstLine="0"/>
+              <w:pStyle w:val="TextoTablas"/>
             </w:pPr>
             <w:r>
               <w:t>Mecanismos mediante los cuales el sistema comunica eventos o cambios importantes a los usuarios.</w:t>
@@ -7207,14 +7177,10 @@
           </w:tcPr>
           <w:p>
             <w:pPr>
-              <w:ind w:firstLine="0"/>
-            </w:pPr>
-            <w:r>
-              <w:t xml:space="preserve">El sistema debe enviar una notificación por correo electrónico cuando se </w:t>
-            </w:r>
-            <w:r>
-              <w:lastRenderedPageBreak/>
-              <w:t>registre una nueva solicitud.</w:t>
+              <w:pStyle w:val="TextoTablas"/>
+            </w:pPr>
+            <w:r>
+              <w:t>El sistema debe enviar una notificación por correo electrónico cuando se registre una nueva solicitud.</w:t>
             </w:r>
           </w:p>
         </w:tc>
@@ -7248,7 +7214,11 @@
     </w:p>
     <w:p>
       <w:r>
-        <w:t xml:space="preserve">Los requisitos no funcionales describen las condiciones, características y restricciones que determinan cómo debe funcionar el sistema. A diferencia de los requisitos funcionales, que especifican las acciones o servicios que el sistema debe realizar, los requisitos no funcionales establecen criterios relacionados con el rendimiento, la seguridad, la disponibilidad, la usabilidad y otros aspectos de calidad del </w:t>
+        <w:t xml:space="preserve">Los requisitos no funcionales describen las condiciones, características y restricciones que determinan cómo debe funcionar el sistema. A diferencia de los requisitos funcionales, que especifican las acciones o servicios que el sistema debe </w:t>
+      </w:r>
+      <w:r>
+        <w:lastRenderedPageBreak/>
+        <w:t xml:space="preserve">realizar, los requisitos no funcionales establecen criterios relacionados con el rendimiento, la seguridad, la disponibilidad, la usabilidad y otros aspectos de calidad del </w:t>
       </w:r>
       <w:r>
         <w:rPr>
@@ -7267,7 +7237,6 @@
     </w:p>
     <w:p>
       <w:r>
-        <w:lastRenderedPageBreak/>
         <w:t>Para que puedan ser evaluados correctamente, los requisitos no funcionales deben formularse de manera medible y verificable, especificando valores concretos o condiciones que permitan comprobar su cumplimiento durante las pruebas del sistema.</w:t>
       </w:r>
     </w:p>
@@ -7291,7 +7260,7 @@
         <w:tblLook w:val="04A0" w:firstRow="1" w:lastRow="0" w:firstColumn="1" w:lastColumn="0" w:noHBand="0" w:noVBand="1"/>
       </w:tblPr>
       <w:tblGrid>
-        <w:gridCol w:w="2015"/>
+        <w:gridCol w:w="1838"/>
         <w:gridCol w:w="3402"/>
         <w:gridCol w:w="3969"/>
       </w:tblGrid>
@@ -7306,7 +7275,7 @@
           </w:tcPr>
           <w:p>
             <w:pPr>
-              <w:ind w:firstLine="0"/>
+              <w:pStyle w:val="TextoTablas"/>
             </w:pPr>
             <w:r>
               <w:t>Categoría</w:t>
@@ -7319,7 +7288,7 @@
           </w:tcPr>
           <w:p>
             <w:pPr>
-              <w:ind w:firstLine="0"/>
+              <w:pStyle w:val="TextoTablas"/>
             </w:pPr>
             <w:r>
               <w:t>Descripción</w:t>
@@ -7332,7 +7301,7 @@
           </w:tcPr>
           <w:p>
             <w:pPr>
-              <w:ind w:firstLine="0"/>
+              <w:pStyle w:val="TextoTablas"/>
             </w:pPr>
             <w:r>
               <w:t>Ejemplo</w:t>
@@ -7350,7 +7319,7 @@
           </w:tcPr>
           <w:p>
             <w:pPr>
-              <w:ind w:firstLine="0"/>
+              <w:pStyle w:val="TextoTablas"/>
             </w:pPr>
             <w:r>
               <w:t>Rendimiento.</w:t>
@@ -7363,7 +7332,7 @@
           </w:tcPr>
           <w:p>
             <w:pPr>
-              <w:ind w:firstLine="0"/>
+              <w:pStyle w:val="TextoTablas"/>
             </w:pPr>
             <w:r>
               <w:t>Se refiere a la velocidad de respuesta del sistema, su capacidad de procesamiento y el tiempo necesario para ejecutar determinadas operaciones.</w:t>
@@ -7376,7 +7345,7 @@
           </w:tcPr>
           <w:p>
             <w:pPr>
-              <w:ind w:firstLine="0"/>
+              <w:pStyle w:val="TextoTablas"/>
             </w:pPr>
             <w:r>
               <w:t>El sistema debe responder las consultas de los usuarios en menos de 2 segundos.</w:t>
@@ -7391,7 +7360,7 @@
           </w:tcPr>
           <w:p>
             <w:pPr>
-              <w:ind w:firstLine="0"/>
+              <w:pStyle w:val="TextoTablas"/>
             </w:pPr>
             <w:r>
               <w:t>Disponibilidad.</w:t>
@@ -7404,7 +7373,7 @@
           </w:tcPr>
           <w:p>
             <w:pPr>
-              <w:ind w:firstLine="0"/>
+              <w:pStyle w:val="TextoTablas"/>
             </w:pPr>
             <w:r>
               <w:t>Indica el tiempo durante el cual el sistema debe estar operativo y accesible para los usuarios.</w:t>
@@ -7417,7 +7386,7 @@
           </w:tcPr>
           <w:p>
             <w:pPr>
-              <w:ind w:firstLine="0"/>
+              <w:pStyle w:val="TextoTablas"/>
             </w:pPr>
             <w:r>
               <w:t>El sistema debe estar disponible el 99.9 % del tiempo durante el año.</w:t>
@@ -7435,9 +7404,10 @@
           </w:tcPr>
           <w:p>
             <w:pPr>
-              <w:ind w:firstLine="0"/>
-            </w:pPr>
-            <w:r>
+              <w:pStyle w:val="TextoTablas"/>
+            </w:pPr>
+            <w:r>
+              <w:lastRenderedPageBreak/>
               <w:t>Seguridad.</w:t>
             </w:r>
           </w:p>
@@ -7448,7 +7418,7 @@
           </w:tcPr>
           <w:p>
             <w:pPr>
-              <w:ind w:firstLine="0"/>
+              <w:pStyle w:val="TextoTablas"/>
             </w:pPr>
             <w:r>
               <w:t>Establece mecanismos de protección de la información y control de acceso al sistema.</w:t>
@@ -7461,7 +7431,7 @@
           </w:tcPr>
           <w:p>
             <w:pPr>
-              <w:ind w:firstLine="0"/>
+              <w:pStyle w:val="TextoTablas"/>
             </w:pPr>
             <w:r>
               <w:t xml:space="preserve">Las contraseñas deben almacenarse mediante mecanismos de </w:t>
@@ -7484,10 +7454,9 @@
           </w:tcPr>
           <w:p>
             <w:pPr>
-              <w:ind w:firstLine="0"/>
-            </w:pPr>
-            <w:r>
-              <w:lastRenderedPageBreak/>
+              <w:pStyle w:val="TextoTablas"/>
+            </w:pPr>
+            <w:r>
               <w:t>Usabilidad.</w:t>
             </w:r>
           </w:p>
@@ -7498,7 +7467,7 @@
           </w:tcPr>
           <w:p>
             <w:pPr>
-              <w:ind w:firstLine="0"/>
+              <w:pStyle w:val="TextoTablas"/>
             </w:pPr>
             <w:r>
               <w:t>Hace referencia a la facilidad con la que los usuarios pueden aprender a utilizar el sistema e interactuar con él.</w:t>
@@ -7511,7 +7480,7 @@
           </w:tcPr>
           <w:p>
             <w:pPr>
-              <w:ind w:firstLine="0"/>
+              <w:pStyle w:val="TextoTablas"/>
             </w:pPr>
             <w:r>
               <w:t>El sistema debe permitir que los usuarios completen el registro en menos de tres minutos.</w:t>
@@ -7529,7 +7498,7 @@
           </w:tcPr>
           <w:p>
             <w:pPr>
-              <w:ind w:firstLine="0"/>
+              <w:pStyle w:val="TextoTablas"/>
             </w:pPr>
             <w:r>
               <w:t>Escalabilidad.</w:t>
@@ -7542,7 +7511,7 @@
           </w:tcPr>
           <w:p>
             <w:pPr>
-              <w:ind w:firstLine="0"/>
+              <w:pStyle w:val="TextoTablas"/>
             </w:pPr>
             <w:r>
               <w:t>Capacidad del sistema para soportar un aumento en la cantidad de usuarios o en el volumen de datos sin afectar su rendimiento.</w:t>
@@ -7555,7 +7524,7 @@
           </w:tcPr>
           <w:p>
             <w:pPr>
-              <w:ind w:firstLine="0"/>
+              <w:pStyle w:val="TextoTablas"/>
             </w:pPr>
             <w:r>
               <w:t>El sistema debe soportar hasta 10.000 usuarios concurrentes.</w:t>
@@ -7570,7 +7539,7 @@
           </w:tcPr>
           <w:p>
             <w:pPr>
-              <w:ind w:firstLine="0"/>
+              <w:pStyle w:val="TextoTablas"/>
             </w:pPr>
             <w:r>
               <w:t>Portabilidad.</w:t>
@@ -7583,7 +7552,7 @@
           </w:tcPr>
           <w:p>
             <w:pPr>
-              <w:ind w:firstLine="0"/>
+              <w:pStyle w:val="TextoTablas"/>
             </w:pPr>
             <w:r>
               <w:t>Capacidad del sistema para funcionar en diferentes plataformas, dispositivos o sistemas operativos.</w:t>
@@ -7596,7 +7565,7 @@
           </w:tcPr>
           <w:p>
             <w:pPr>
-              <w:ind w:firstLine="0"/>
+              <w:pStyle w:val="TextoTablas"/>
             </w:pPr>
             <w:r>
               <w:t xml:space="preserve">La aplicación debe funcionar en dispositivos móviles, tabletas y navegadores </w:t>
@@ -7628,7 +7597,7 @@
           </w:tcPr>
           <w:p>
             <w:pPr>
-              <w:ind w:firstLine="0"/>
+              <w:pStyle w:val="TextoTablas"/>
             </w:pPr>
             <w:r>
               <w:t>Mantenibilidad.</w:t>
@@ -7641,7 +7610,7 @@
           </w:tcPr>
           <w:p>
             <w:pPr>
-              <w:ind w:firstLine="0"/>
+              <w:pStyle w:val="TextoTablas"/>
             </w:pPr>
             <w:r>
               <w:t xml:space="preserve">Facilidad para realizar modificaciones, correcciones o mejoras en el </w:t>
@@ -7663,7 +7632,7 @@
           </w:tcPr>
           <w:p>
             <w:pPr>
-              <w:ind w:firstLine="0"/>
+              <w:pStyle w:val="TextoTablas"/>
             </w:pPr>
             <w:r>
               <w:t xml:space="preserve">El sistema debe permitir actualizaciones del </w:t>
@@ -7687,10 +7656,9 @@
           </w:tcPr>
           <w:p>
             <w:pPr>
-              <w:ind w:firstLine="0"/>
-            </w:pPr>
-            <w:r>
-              <w:lastRenderedPageBreak/>
+              <w:pStyle w:val="TextoTablas"/>
+            </w:pPr>
+            <w:r>
               <w:t>Accesibilidad.</w:t>
             </w:r>
           </w:p>
@@ -7701,7 +7669,7 @@
           </w:tcPr>
           <w:p>
             <w:pPr>
-              <w:ind w:firstLine="0"/>
+              <w:pStyle w:val="TextoTablas"/>
             </w:pPr>
             <w:r>
               <w:t>Permite que el sistema pueda ser utilizado por personas con diferentes capacidades o limitaciones.</w:t>
@@ -7714,7 +7682,7 @@
           </w:tcPr>
           <w:p>
             <w:pPr>
-              <w:ind w:firstLine="0"/>
+              <w:pStyle w:val="TextoTablas"/>
             </w:pPr>
             <w:r>
               <w:t>La interfaz debe cumplir con estándares de accesibilidad para personas con discapacidad visual.</w:t>
@@ -7770,7 +7738,6 @@
     </w:p>
     <w:p>
       <w:r>
-        <w:lastRenderedPageBreak/>
         <w:t xml:space="preserve">Este tipo de requisitos es importante porque permite asegurar que el </w:t>
       </w:r>
       <w:r>
@@ -7818,7 +7785,7 @@
           </w:tcPr>
           <w:p>
             <w:pPr>
-              <w:ind w:firstLine="0"/>
+              <w:pStyle w:val="TextoTablas"/>
             </w:pPr>
             <w:r>
               <w:t>Tipo de restricción</w:t>
@@ -7831,7 +7798,7 @@
           </w:tcPr>
           <w:p>
             <w:pPr>
-              <w:ind w:firstLine="0"/>
+              <w:pStyle w:val="TextoTablas"/>
             </w:pPr>
             <w:r>
               <w:t>Descripción</w:t>
@@ -7844,7 +7811,7 @@
           </w:tcPr>
           <w:p>
             <w:pPr>
-              <w:ind w:firstLine="0"/>
+              <w:pStyle w:val="TextoTablas"/>
             </w:pPr>
             <w:r>
               <w:t>Ejemplo</w:t>
@@ -7862,7 +7829,7 @@
           </w:tcPr>
           <w:p>
             <w:pPr>
-              <w:ind w:firstLine="0"/>
+              <w:pStyle w:val="TextoTablas"/>
             </w:pPr>
             <w:r>
               <w:t>Tecnológica.</w:t>
@@ -7875,7 +7842,7 @@
           </w:tcPr>
           <w:p>
             <w:pPr>
-              <w:ind w:firstLine="0"/>
+              <w:pStyle w:val="TextoTablas"/>
             </w:pPr>
             <w:r>
               <w:t>Limita las tecnologías, plataformas o herramientas que pueden utilizarse en el desarrollo del sistema.</w:t>
@@ -7888,7 +7855,7 @@
           </w:tcPr>
           <w:p>
             <w:pPr>
-              <w:ind w:firstLine="0"/>
+              <w:pStyle w:val="TextoTablas"/>
             </w:pPr>
             <w:r>
               <w:t>El sistema debe desarrollarse utilizando tecnología de código abierto y ejecutarse en servidores Linux.</w:t>
@@ -7903,9 +7870,10 @@
           </w:tcPr>
           <w:p>
             <w:pPr>
-              <w:ind w:firstLine="0"/>
-            </w:pPr>
-            <w:r>
+              <w:pStyle w:val="TextoTablas"/>
+            </w:pPr>
+            <w:r>
+              <w:lastRenderedPageBreak/>
               <w:t>Legal o normativa.</w:t>
             </w:r>
           </w:p>
@@ -7916,7 +7884,7 @@
           </w:tcPr>
           <w:p>
             <w:pPr>
-              <w:ind w:firstLine="0"/>
+              <w:pStyle w:val="TextoTablas"/>
             </w:pPr>
             <w:r>
               <w:t>Establece el cumplimiento de leyes, reglamentos o normas vigentes relacionadas con el manejo de información o el funcionamiento del sistema.</w:t>
@@ -7929,7 +7897,7 @@
           </w:tcPr>
           <w:p>
             <w:pPr>
-              <w:ind w:firstLine="0"/>
+              <w:pStyle w:val="TextoTablas"/>
             </w:pPr>
             <w:r>
               <w:t>El sistema debe cumplir con la Ley 1581 de 2012 sobre protección de datos personales en Colombia.</w:t>
@@ -7947,10 +7915,9 @@
           </w:tcPr>
           <w:p>
             <w:pPr>
-              <w:ind w:firstLine="0"/>
-            </w:pPr>
-            <w:r>
-              <w:lastRenderedPageBreak/>
+              <w:pStyle w:val="TextoTablas"/>
+            </w:pPr>
+            <w:r>
               <w:t>Organizacional.</w:t>
             </w:r>
           </w:p>
@@ -7961,7 +7928,7 @@
           </w:tcPr>
           <w:p>
             <w:pPr>
-              <w:ind w:firstLine="0"/>
+              <w:pStyle w:val="TextoTablas"/>
             </w:pPr>
             <w:r>
               <w:t>Define políticas internas de la organización que deben respetarse durante el desarrollo o implementación del sistema.</w:t>
@@ -7974,7 +7941,7 @@
           </w:tcPr>
           <w:p>
             <w:pPr>
-              <w:ind w:firstLine="0"/>
+              <w:pStyle w:val="TextoTablas"/>
             </w:pPr>
             <w:r>
               <w:t>El sistema debe integrarse con los sistemas corporativos existentes de la organización.</w:t>
@@ -7989,7 +7956,7 @@
           </w:tcPr>
           <w:p>
             <w:pPr>
-              <w:ind w:firstLine="0"/>
+              <w:pStyle w:val="TextoTablas"/>
             </w:pPr>
             <w:r>
               <w:t>Operativa.</w:t>
@@ -8002,7 +7969,7 @@
           </w:tcPr>
           <w:p>
             <w:pPr>
-              <w:ind w:firstLine="0"/>
+              <w:pStyle w:val="TextoTablas"/>
             </w:pPr>
             <w:r>
               <w:t>Determina condiciones relacionadas con la infraestructura o el entorno donde operará el sistema.</w:t>
@@ -8015,7 +7982,7 @@
           </w:tcPr>
           <w:p>
             <w:pPr>
-              <w:ind w:firstLine="0"/>
+              <w:pStyle w:val="TextoTablas"/>
             </w:pPr>
             <w:r>
               <w:t>El sistema debe funcionar en entornos con conectividad limitada a Internet.</w:t>
@@ -8033,7 +8000,7 @@
           </w:tcPr>
           <w:p>
             <w:pPr>
-              <w:ind w:firstLine="0"/>
+              <w:pStyle w:val="TextoTablas"/>
             </w:pPr>
             <w:r>
               <w:t>Económica.</w:t>
@@ -8046,7 +8013,7 @@
           </w:tcPr>
           <w:p>
             <w:pPr>
-              <w:ind w:firstLine="0"/>
+              <w:pStyle w:val="TextoTablas"/>
             </w:pPr>
             <w:r>
               <w:t>Impone límites relacionados con el presupuesto disponible para el desarrollo o mantenimiento del sistema.</w:t>
@@ -8059,7 +8026,7 @@
           </w:tcPr>
           <w:p>
             <w:pPr>
-              <w:ind w:firstLine="0"/>
+              <w:pStyle w:val="TextoTablas"/>
             </w:pPr>
             <w:r>
               <w:t>El sistema debe desarrollarse utilizando herramientas que no requieran licencias comerciales adicionales.</w:t>
@@ -8079,6 +8046,9 @@
         <w:spacing w:before="0" w:after="0" w:line="240" w:lineRule="auto"/>
         <w:ind w:firstLine="0"/>
       </w:pPr>
+      <w:r>
+        <w:br w:type="page"/>
+      </w:r>
     </w:p>
     <w:p>
       <w:pPr>
@@ -8350,7 +8320,7 @@
           </w:tcPr>
           <w:p>
             <w:pPr>
-              <w:ind w:firstLine="0"/>
+              <w:pStyle w:val="TextoTablas"/>
             </w:pPr>
             <w:r>
               <w:t>Área</w:t>
@@ -8363,7 +8333,7 @@
           </w:tcPr>
           <w:p>
             <w:pPr>
-              <w:ind w:firstLine="0"/>
+              <w:pStyle w:val="TextoTablas"/>
             </w:pPr>
             <w:r>
               <w:t>Descripción</w:t>
@@ -8376,7 +8346,7 @@
           </w:tcPr>
           <w:p>
             <w:pPr>
-              <w:ind w:firstLine="0"/>
+              <w:pStyle w:val="TextoTablas"/>
             </w:pPr>
             <w:r>
               <w:t>Ejemplo</w:t>
@@ -8394,7 +8364,7 @@
           </w:tcPr>
           <w:p>
             <w:pPr>
-              <w:ind w:firstLine="0"/>
+              <w:pStyle w:val="TextoTablas"/>
             </w:pPr>
             <w:r>
               <w:t>Elicitación de requisitos.</w:t>
@@ -8407,7 +8377,7 @@
           </w:tcPr>
           <w:p>
             <w:pPr>
-              <w:ind w:firstLine="0"/>
+              <w:pStyle w:val="TextoTablas"/>
             </w:pPr>
             <w:r>
               <w:t>Consiste en la identificación y recopilación de las necesidades, expectativas y problemas que los usuarios esperan resolver mediante el sistema.</w:t>
@@ -8420,7 +8390,7 @@
           </w:tcPr>
           <w:p>
             <w:pPr>
-              <w:ind w:firstLine="0"/>
+              <w:pStyle w:val="TextoTablas"/>
             </w:pPr>
             <w:r>
               <w:t>Realizar entrevistas con los usuarios para identificar las funcionalidades que debe incluir el sistema.</w:t>
@@ -8435,7 +8405,7 @@
           </w:tcPr>
           <w:p>
             <w:pPr>
-              <w:ind w:firstLine="0"/>
+              <w:pStyle w:val="TextoTablas"/>
             </w:pPr>
             <w:r>
               <w:t>Análisis de requisitos.</w:t>
@@ -8448,14 +8418,10 @@
           </w:tcPr>
           <w:p>
             <w:pPr>
-              <w:ind w:firstLine="0"/>
-            </w:pPr>
-            <w:r>
-              <w:t xml:space="preserve">Implica examinar la información obtenida para comprender los requisitos, detectar inconsistencias, eliminar </w:t>
-            </w:r>
-            <w:r>
-              <w:lastRenderedPageBreak/>
-              <w:t>ambigüedades y priorizar las funcionalidades del sistema.</w:t>
+              <w:pStyle w:val="TextoTablas"/>
+            </w:pPr>
+            <w:r>
+              <w:t>Implica examinar la información obtenida para comprender los requisitos, detectar inconsistencias, eliminar ambigüedades y priorizar las funcionalidades del sistema.</w:t>
             </w:r>
           </w:p>
         </w:tc>
@@ -8465,15 +8431,10 @@
           </w:tcPr>
           <w:p>
             <w:pPr>
-              <w:ind w:firstLine="0"/>
-            </w:pPr>
-            <w:r>
-              <w:lastRenderedPageBreak/>
-              <w:t xml:space="preserve">Analizar los requisitos recopilados para determinar cuáles son críticos y cuáles </w:t>
-            </w:r>
-            <w:r>
-              <w:lastRenderedPageBreak/>
-              <w:t>pueden implementarse en fases posteriores.</w:t>
+              <w:pStyle w:val="TextoTablas"/>
+            </w:pPr>
+            <w:r>
+              <w:t>Analizar los requisitos recopilados para determinar cuáles son críticos y cuáles pueden implementarse en fases posteriores.</w:t>
             </w:r>
           </w:p>
         </w:tc>
@@ -8488,10 +8449,9 @@
           </w:tcPr>
           <w:p>
             <w:pPr>
-              <w:ind w:firstLine="0"/>
-            </w:pPr>
-            <w:r>
-              <w:lastRenderedPageBreak/>
+              <w:pStyle w:val="TextoTablas"/>
+            </w:pPr>
+            <w:r>
               <w:t>Especificación de requisitos.</w:t>
             </w:r>
           </w:p>
@@ -8502,7 +8462,7 @@
           </w:tcPr>
           <w:p>
             <w:pPr>
-              <w:ind w:firstLine="0"/>
+              <w:pStyle w:val="TextoTablas"/>
             </w:pPr>
             <w:r>
               <w:t>Se encarga de documentar los requisitos de manera clara, estructurada y comprensible para todos los miembros del proyecto.</w:t>
@@ -8515,7 +8475,7 @@
           </w:tcPr>
           <w:p>
             <w:pPr>
-              <w:ind w:firstLine="0"/>
+              <w:pStyle w:val="TextoTablas"/>
             </w:pPr>
             <w:r>
               <w:t xml:space="preserve">Elaborar un documento de especificación de requisitos del </w:t>
@@ -8539,9 +8499,10 @@
           </w:tcPr>
           <w:p>
             <w:pPr>
-              <w:ind w:firstLine="0"/>
-            </w:pPr>
-            <w:r>
+              <w:pStyle w:val="TextoTablas"/>
+            </w:pPr>
+            <w:r>
+              <w:lastRenderedPageBreak/>
               <w:t>Validación de requisitos.</w:t>
             </w:r>
           </w:p>
@@ -8552,7 +8513,7 @@
           </w:tcPr>
           <w:p>
             <w:pPr>
-              <w:ind w:firstLine="0"/>
+              <w:pStyle w:val="TextoTablas"/>
             </w:pPr>
             <w:r>
               <w:t>Busca confirmar que los requisitos definidos reflejan realmente las necesidades del usuario y que son correctos, completos y comprensibles.</w:t>
@@ -8565,7 +8526,7 @@
           </w:tcPr>
           <w:p>
             <w:pPr>
-              <w:ind w:firstLine="0"/>
+              <w:pStyle w:val="TextoTablas"/>
             </w:pPr>
             <w:r>
               <w:t>Revisar los requisitos con los usuarios para verificar que representan adecuadamente sus necesidades.</w:t>
@@ -8583,7 +8544,7 @@
           </w:tcPr>
           <w:p>
             <w:pPr>
-              <w:ind w:firstLine="0"/>
+              <w:pStyle w:val="TextoTablas"/>
             </w:pPr>
             <w:r>
               <w:t>Gestión de requisitos.</w:t>
@@ -8596,7 +8557,7 @@
           </w:tcPr>
           <w:p>
             <w:pPr>
-              <w:ind w:firstLine="0"/>
+              <w:pStyle w:val="TextoTablas"/>
             </w:pPr>
             <w:r>
               <w:t>Permite controlar los cambios que puedan surgir en los requisitos durante el desarrollo del proyecto, asegurando su trazabilidad y actualización.</w:t>
@@ -8609,7 +8570,7 @@
           </w:tcPr>
           <w:p>
             <w:pPr>
-              <w:ind w:firstLine="0"/>
+              <w:pStyle w:val="TextoTablas"/>
             </w:pPr>
             <w:r>
               <w:t>Registrar cambios solicitados por el cliente y evaluar su impacto en el proyecto.</w:t>
@@ -8621,50 +8582,50 @@
     <w:p/>
     <w:p>
       <w:r>
-        <w:t xml:space="preserve">Estas áreas se encuentran estrechamente relacionadas y se desarrollan de forma iterativa durante el proyecto. La información obtenida en una etapa puede requerir </w:t>
+        <w:t>Estas áreas se encuentran estrechamente relacionadas y se desarrollan de forma iterativa durante el proyecto. La información obtenida en una etapa puede requerir revisiones o ajustes en otras áreas, lo que permite mejorar progresivamente la definición de los requisitos.</w:t>
+      </w:r>
+    </w:p>
+    <w:p>
+      <w:r>
+        <w:t xml:space="preserve">Una adecuada aplicación de estas áreas contribuye a reducir errores en la interpretación de los requisitos, mejorar la comunicación entre los actores del proyecto y facilitar la construcción de sistemas de </w:t>
+      </w:r>
+      <w:r>
+        <w:rPr>
+          <w:rStyle w:val="Extranjerismo"/>
+        </w:rPr>
+        <w:t xml:space="preserve">software </w:t>
+      </w:r>
+      <w:r>
+        <w:t>que respondan de manera efectiva a las necesidades del usuario.</w:t>
+      </w:r>
+    </w:p>
+    <w:p/>
+    <w:p>
+      <w:pPr>
+        <w:pStyle w:val="Ttulo2"/>
+      </w:pPr>
+      <w:bookmarkStart w:id="21" w:name="_Toc227677912"/>
+      <w:r>
+        <w:t>Fases de la ingeniería de requisitos</w:t>
+      </w:r>
+      <w:bookmarkEnd w:id="21"/>
+    </w:p>
+    <w:p>
+      <w:r>
+        <w:t xml:space="preserve">La ingeniería de requisitos se desarrolla mediante una serie de fases que permiten identificar, analizar, documentar y controlar los requisitos de un sistema de </w:t>
+      </w:r>
+      <w:r>
+        <w:rPr>
+          <w:rStyle w:val="Extranjerismo"/>
+        </w:rPr>
+        <w:t>software</w:t>
+      </w:r>
+      <w:r>
+        <w:t xml:space="preserve">. Estas fases organizan el trabajo del equipo de desarrollo y facilitan la </w:t>
       </w:r>
       <w:r>
         <w:lastRenderedPageBreak/>
-        <w:t>revisiones o ajustes en otras áreas, lo que permite mejorar progresivamente la definición de los requisitos.</w:t>
-      </w:r>
-    </w:p>
-    <w:p>
-      <w:r>
-        <w:t xml:space="preserve">Una adecuada aplicación de estas áreas contribuye a reducir errores en la interpretación de los requisitos, mejorar la comunicación entre los actores del proyecto y facilitar la construcción de sistemas de </w:t>
-      </w:r>
-      <w:r>
-        <w:rPr>
-          <w:rStyle w:val="Extranjerismo"/>
-        </w:rPr>
-        <w:t xml:space="preserve">software </w:t>
-      </w:r>
-      <w:r>
-        <w:t>que respondan de manera efectiva a las necesidades del usuario.</w:t>
-      </w:r>
-    </w:p>
-    <w:p/>
-    <w:p>
-      <w:pPr>
-        <w:pStyle w:val="Ttulo2"/>
-      </w:pPr>
-      <w:bookmarkStart w:id="21" w:name="_Toc227677912"/>
-      <w:r>
-        <w:t>Fases de la ingeniería de requisitos</w:t>
-      </w:r>
-      <w:bookmarkEnd w:id="21"/>
-    </w:p>
-    <w:p>
-      <w:r>
-        <w:t xml:space="preserve">La ingeniería de requisitos se desarrolla mediante una serie de fases que permiten identificar, analizar, documentar y controlar los requisitos de un sistema de </w:t>
-      </w:r>
-      <w:r>
-        <w:rPr>
-          <w:rStyle w:val="Extranjerismo"/>
-        </w:rPr>
-        <w:t>software</w:t>
-      </w:r>
-      <w:r>
-        <w:t>. Estas fases organizan el trabajo del equipo de desarrollo y facilitan la comprensión de las necesidades de los usuarios, garantizando que el sistema cumpla con los objetivos del proyecto.</w:t>
+        <w:t>comprensión de las necesidades de los usuarios, garantizando que el sistema cumpla con los objetivos del proyecto.</w:t>
       </w:r>
     </w:p>
     <w:p>
@@ -8715,7 +8676,6 @@
         <w:rPr>
           <w:b/>
         </w:rPr>
-        <w:lastRenderedPageBreak/>
         <w:t>Análisis de requisitos</w:t>
       </w:r>
     </w:p>
@@ -8747,6 +8707,7 @@
         <w:t>En esta fase los requisitos se documentan de forma clara, estructurada y comprensible para todos los miembros del proyecto. La especificación puede incluir descripciones textuales, modelos, diagramas o historias de usuario que permitan representar el comportamiento esperado del sistema.</w:t>
       </w:r>
     </w:p>
+    <w:p/>
     <w:p>
       <w:pPr>
         <w:pStyle w:val="Prrafodelista"/>
@@ -8762,6 +8723,7 @@
         <w:rPr>
           <w:b/>
         </w:rPr>
+        <w:lastRenderedPageBreak/>
         <w:t>Validación de requisitos</w:t>
       </w:r>
     </w:p>
@@ -8805,26 +8767,26 @@
     <w:p/>
     <w:p>
       <w:r>
+        <w:t xml:space="preserve">En conjunto, estas fases permiten estructurar el proceso de definición de requisitos, mejorar la comunicación entre los actores del proyecto y asegurar que el </w:t>
+      </w:r>
+      <w:r>
+        <w:rPr>
+          <w:rStyle w:val="Extranjerismo"/>
+        </w:rPr>
+        <w:t xml:space="preserve">software </w:t>
+      </w:r>
+      <w:r>
+        <w:t>desarrollado responda de manera efectiva a las necesidades del usuario y de la organización.</w:t>
+      </w:r>
+    </w:p>
+    <w:p>
+      <w:r>
+        <w:t>Uno de los ejemplos más conocidos sobre la importancia de una correcta definición de requisitos ocurrió durante el desarrollo del sistema de equipaje del aeropuerto internacional de Denver en la década de 1990. El proyecto buscaba automatizar completamente el manejo de equipajes mediante un complejo sistema informático y mecánico. Sin embargo, debido a problemas en la definición y gestión de los requisitos, el sistema presentó múltiples fallos, retrasos y sobrecostos.</w:t>
+      </w:r>
+    </w:p>
+    <w:p>
+      <w:r>
         <w:lastRenderedPageBreak/>
-        <w:t xml:space="preserve">En conjunto, estas fases permiten estructurar el proceso de definición de requisitos, mejorar la comunicación entre los actores del proyecto y asegurar que el </w:t>
-      </w:r>
-      <w:r>
-        <w:rPr>
-          <w:rStyle w:val="Extranjerismo"/>
-        </w:rPr>
-        <w:t xml:space="preserve">software </w:t>
-      </w:r>
-      <w:r>
-        <w:t>desarrollado responda de manera efectiva a las necesidades del usuario y de la organización.</w:t>
-      </w:r>
-    </w:p>
-    <w:p>
-      <w:r>
-        <w:t>Uno de los ejemplos más conocidos sobre la importancia de una correcta definición de requisitos ocurrió durante el desarrollo del sistema de equipaje del aeropuerto internacional de Denver en la década de 1990. El proyecto buscaba automatizar completamente el manejo de equipajes mediante un complejo sistema informático y mecánico. Sin embargo, debido a problemas en la definición y gestión de los requisitos, el sistema presentó múltiples fallos, retrasos y sobrecostos.</w:t>
-      </w:r>
-    </w:p>
-    <w:p>
-      <w:r>
         <w:t xml:space="preserve">El proyecto se retrasó aproximadamente 16 meses y generó pérdidas superiores a 560 millones de dólares, convirtiéndose en un caso ampliamente estudiado en ingeniería de </w:t>
       </w:r>
       <w:r>
@@ -9199,7 +9161,7 @@
           </w:tcPr>
           <w:p>
             <w:pPr>
-              <w:ind w:firstLine="0"/>
+              <w:pStyle w:val="TextoTablas"/>
             </w:pPr>
             <w:r>
               <w:t>Fuente de información</w:t>
@@ -9212,7 +9174,7 @@
           </w:tcPr>
           <w:p>
             <w:pPr>
-              <w:ind w:firstLine="0"/>
+              <w:pStyle w:val="TextoTablas"/>
             </w:pPr>
             <w:r>
               <w:t>Descripción</w:t>
@@ -9225,7 +9187,7 @@
           </w:tcPr>
           <w:p>
             <w:pPr>
-              <w:ind w:firstLine="0"/>
+              <w:pStyle w:val="TextoTablas"/>
             </w:pPr>
             <w:r>
               <w:t>Ejemplo</w:t>
@@ -9243,7 +9205,7 @@
           </w:tcPr>
           <w:p>
             <w:pPr>
-              <w:ind w:firstLine="0"/>
+              <w:pStyle w:val="TextoTablas"/>
             </w:pPr>
             <w:r>
               <w:t>Usuarios finales.</w:t>
@@ -9256,7 +9218,7 @@
           </w:tcPr>
           <w:p>
             <w:pPr>
-              <w:ind w:firstLine="0"/>
+              <w:pStyle w:val="TextoTablas"/>
             </w:pPr>
             <w:r>
               <w:t>Personas que utilizarán directamente el sistema y conocen las tareas que deben realizarse en el proceso operativo.</w:t>
@@ -9269,7 +9231,7 @@
           </w:tcPr>
           <w:p>
             <w:pPr>
-              <w:ind w:firstLine="0"/>
+              <w:pStyle w:val="TextoTablas"/>
             </w:pPr>
             <w:r>
               <w:t>Funcionarios que registran información en un sistema de gestión académica.</w:t>
@@ -9284,7 +9246,7 @@
           </w:tcPr>
           <w:p>
             <w:pPr>
-              <w:ind w:firstLine="0"/>
+              <w:pStyle w:val="TextoTablas"/>
             </w:pPr>
             <w:r>
               <w:t>Clientes o patrocinadores.</w:t>
@@ -9297,7 +9259,7 @@
           </w:tcPr>
           <w:p>
             <w:pPr>
-              <w:ind w:firstLine="0"/>
+              <w:pStyle w:val="TextoTablas"/>
             </w:pPr>
             <w:r>
               <w:t>Personas o áreas responsables de solicitar el desarrollo del sistema y definir los objetivos del proyecto.</w:t>
@@ -9310,7 +9272,7 @@
           </w:tcPr>
           <w:p>
             <w:pPr>
-              <w:ind w:firstLine="0"/>
+              <w:pStyle w:val="TextoTablas"/>
             </w:pPr>
             <w:r>
               <w:t>Gerencia de una empresa que solicita un sistema de control de inventarios.</w:t>
@@ -9328,10 +9290,9 @@
           </w:tcPr>
           <w:p>
             <w:pPr>
-              <w:ind w:firstLine="0"/>
-            </w:pPr>
-            <w:r>
-              <w:lastRenderedPageBreak/>
+              <w:pStyle w:val="TextoTablas"/>
+            </w:pPr>
+            <w:r>
               <w:t>Expertos del dominio.</w:t>
             </w:r>
           </w:p>
@@ -9342,7 +9303,7 @@
           </w:tcPr>
           <w:p>
             <w:pPr>
-              <w:ind w:firstLine="0"/>
+              <w:pStyle w:val="TextoTablas"/>
             </w:pPr>
             <w:r>
               <w:t>Profesionales con amplio conocimiento sobre el área de negocio donde se implementará el sistema.</w:t>
@@ -9355,7 +9316,7 @@
           </w:tcPr>
           <w:p>
             <w:pPr>
-              <w:ind w:firstLine="0"/>
+              <w:pStyle w:val="TextoTablas"/>
             </w:pPr>
             <w:r>
               <w:t>Un contador que orienta los requisitos de un sistema contable.</w:t>
@@ -9370,9 +9331,10 @@
           </w:tcPr>
           <w:p>
             <w:pPr>
-              <w:ind w:firstLine="0"/>
-            </w:pPr>
-            <w:r>
+              <w:pStyle w:val="TextoTablas"/>
+            </w:pPr>
+            <w:r>
+              <w:lastRenderedPageBreak/>
               <w:t>Documentación existente.</w:t>
             </w:r>
           </w:p>
@@ -9383,7 +9345,7 @@
           </w:tcPr>
           <w:p>
             <w:pPr>
-              <w:ind w:firstLine="0"/>
+              <w:pStyle w:val="TextoTablas"/>
             </w:pPr>
             <w:r>
               <w:t>Documentos institucionales o técnicos que describen procesos, normas o procedimientos actuales.</w:t>
@@ -9396,7 +9358,7 @@
           </w:tcPr>
           <w:p>
             <w:pPr>
-              <w:ind w:firstLine="0"/>
+              <w:pStyle w:val="TextoTablas"/>
             </w:pPr>
             <w:r>
               <w:t>Manuales de operación, reglamentos, diagramas de procesos.</w:t>
@@ -9414,7 +9376,7 @@
           </w:tcPr>
           <w:p>
             <w:pPr>
-              <w:ind w:firstLine="0"/>
+              <w:pStyle w:val="TextoTablas"/>
             </w:pPr>
             <w:r>
               <w:t>Sistemas existentes.</w:t>
@@ -9427,7 +9389,7 @@
           </w:tcPr>
           <w:p>
             <w:pPr>
-              <w:ind w:firstLine="0"/>
+              <w:pStyle w:val="TextoTablas"/>
             </w:pPr>
             <w:r>
               <w:t>Sistemas actuales o anteriores que permiten identificar funcionalidades, procesos y limitaciones.</w:t>
@@ -9440,7 +9402,7 @@
           </w:tcPr>
           <w:p>
             <w:pPr>
-              <w:ind w:firstLine="0"/>
+              <w:pStyle w:val="TextoTablas"/>
             </w:pPr>
             <w:r>
               <w:t>Un sistema antiguo de registro de clientes que se desea actualizar.</w:t>
@@ -9455,7 +9417,7 @@
           </w:tcPr>
           <w:p>
             <w:pPr>
-              <w:ind w:firstLine="0"/>
+              <w:pStyle w:val="TextoTablas"/>
             </w:pPr>
             <w:r>
               <w:t>Observación del entorno de trabajo.</w:t>
@@ -9468,7 +9430,7 @@
           </w:tcPr>
           <w:p>
             <w:pPr>
-              <w:ind w:firstLine="0"/>
+              <w:pStyle w:val="TextoTablas"/>
             </w:pPr>
             <w:r>
               <w:t>Análisis directo de cómo los usuarios realizan sus actividades en el contexto real.</w:t>
@@ -9481,7 +9443,7 @@
           </w:tcPr>
           <w:p>
             <w:pPr>
-              <w:ind w:firstLine="0"/>
+              <w:pStyle w:val="TextoTablas"/>
             </w:pPr>
             <w:r>
               <w:t>Observar cómo un operador registra pedidos en una empresa.</w:t>
@@ -9499,7 +9461,7 @@
           </w:tcPr>
           <w:p>
             <w:pPr>
-              <w:ind w:firstLine="0"/>
+              <w:pStyle w:val="TextoTablas"/>
             </w:pPr>
             <w:r>
               <w:t>Normativas y estándares.</w:t>
@@ -9512,7 +9474,7 @@
           </w:tcPr>
           <w:p>
             <w:pPr>
-              <w:ind w:firstLine="0"/>
+              <w:pStyle w:val="TextoTablas"/>
             </w:pPr>
             <w:r>
               <w:t>Leyes, regulaciones o estándares técnicos que deben cumplirse en el sistema.</w:t>
@@ -9525,7 +9487,7 @@
           </w:tcPr>
           <w:p>
             <w:pPr>
-              <w:ind w:firstLine="0"/>
+              <w:pStyle w:val="TextoTablas"/>
             </w:pPr>
             <w:r>
               <w:t>Normas de seguridad de la información o regulaciones de protección de datos.</w:t>
@@ -9537,33 +9499,55 @@
     <w:p/>
     <w:p>
       <w:r>
+        <w:t xml:space="preserve">El análisis de diferentes fuentes de información permite obtener una visión más completa de las necesidades del sistema. Al contrastar la información proveniente de usuarios, documentos y procesos existentes, el equipo de desarrollo puede identificar requisitos más claros, reducir ambigüedades y asegurar que el </w:t>
+      </w:r>
+      <w:r>
+        <w:rPr>
+          <w:rStyle w:val="Extranjerismo"/>
+        </w:rPr>
+        <w:t xml:space="preserve">software </w:t>
+      </w:r>
+      <w:r>
+        <w:t>responda de manera efectiva a las necesidades del contexto organizacional.</w:t>
+      </w:r>
+    </w:p>
+    <w:p/>
+    <w:p>
+      <w:pPr>
+        <w:pStyle w:val="Ttulo2"/>
+      </w:pPr>
+      <w:bookmarkStart w:id="26" w:name="_Toc227677917"/>
+      <w:r>
+        <w:t>Técnicas de elicitación</w:t>
+      </w:r>
+      <w:bookmarkEnd w:id="26"/>
+    </w:p>
+    <w:p>
+      <w:r>
+        <w:t xml:space="preserve">Las técnicas de elicitación corresponden a los métodos utilizados para obtener, descubrir y comprender los requisitos del sistema a partir de las diferentes fuentes de información. Estas técnicas permiten al equipo de desarrollo interactuar con usuarios, clientes y expertos del dominio con el fin de identificar necesidades, problemas, </w:t>
+      </w:r>
+      <w:r>
         <w:lastRenderedPageBreak/>
-        <w:t xml:space="preserve">El análisis de diferentes fuentes de información permite obtener una visión más completa de las necesidades del sistema. Al contrastar la información proveniente de usuarios, documentos y procesos existentes, el equipo de desarrollo puede identificar requisitos más claros, reducir ambigüedades y asegurar que el </w:t>
+        <w:t xml:space="preserve">expectativas y restricciones que deben ser consideradas durante el desarrollo del </w:t>
       </w:r>
       <w:r>
         <w:rPr>
           <w:rStyle w:val="Extranjerismo"/>
         </w:rPr>
-        <w:t xml:space="preserve">software </w:t>
-      </w:r>
-      <w:r>
-        <w:t>responda de manera efectiva a las necesidades del contexto organizacional.</w:t>
-      </w:r>
-    </w:p>
-    <w:p/>
-    <w:p>
-      <w:pPr>
-        <w:pStyle w:val="Ttulo2"/>
-      </w:pPr>
-      <w:bookmarkStart w:id="26" w:name="_Toc227677917"/>
-      <w:r>
-        <w:t>Técnicas de elicitación</w:t>
-      </w:r>
-      <w:bookmarkEnd w:id="26"/>
-    </w:p>
-    <w:p>
-      <w:r>
-        <w:t xml:space="preserve">Las técnicas de elicitación corresponden a los métodos utilizados para obtener, descubrir y comprender los requisitos del sistema a partir de las diferentes fuentes de información. Estas técnicas permiten al equipo de desarrollo interactuar con usuarios, clientes y expertos del dominio con el fin de identificar necesidades, problemas, expectativas y restricciones que deben ser consideradas durante el desarrollo del </w:t>
+        <w:t>software</w:t>
+      </w:r>
+      <w:r>
+        <w:t>.</w:t>
+      </w:r>
+    </w:p>
+    <w:p>
+      <w:r>
+        <w:t>La selección de la técnica adecuada depende del contexto del proyecto, la disponibilidad de los participantes, la complejidad del sistema y el tipo de información que se requiere obtener. En muchos proyectos es común combinar varias técnicas para lograr una comprensión más completa de los requisitos.</w:t>
+      </w:r>
+    </w:p>
+    <w:p>
+      <w:r>
+        <w:t xml:space="preserve">A continuación, se presentan algunas de las técnicas de elicitación más utilizadas en proyectos de desarrollo de </w:t>
       </w:r>
       <w:r>
         <w:rPr>
@@ -9576,33 +9560,10 @@
       </w:r>
     </w:p>
     <w:p>
-      <w:r>
-        <w:t>La selección de la técnica adecuada depende del contexto del proyecto, la disponibilidad de los participantes, la complejidad del sistema y el tipo de información que se requiere obtener. En muchos proyectos es común combinar varias técnicas para lograr una comprensión más completa de los requisitos.</w:t>
-      </w:r>
-    </w:p>
-    <w:p>
-      <w:r>
-        <w:t xml:space="preserve">A continuación, se presentan algunas de las técnicas de elicitación más utilizadas en proyectos de desarrollo de </w:t>
-      </w:r>
-      <w:r>
-        <w:rPr>
-          <w:rStyle w:val="Extranjerismo"/>
-        </w:rPr>
-        <w:t>software</w:t>
-      </w:r>
-      <w:r>
-        <w:t>.</w:t>
-      </w:r>
-    </w:p>
-    <w:p/>
-    <w:p/>
-    <w:p/>
-    <w:p>
       <w:pPr>
         <w:pStyle w:val="Tabla"/>
       </w:pPr>
       <w:r>
-        <w:lastRenderedPageBreak/>
         <w:t>Técnicas de elicitación de requisitos</w:t>
       </w:r>
     </w:p>
@@ -9628,7 +9589,7 @@
           </w:tcPr>
           <w:p>
             <w:pPr>
-              <w:ind w:firstLine="0"/>
+              <w:pStyle w:val="TextoTablas"/>
             </w:pPr>
             <w:r>
               <w:t>Técnica</w:t>
@@ -9641,7 +9602,7 @@
           </w:tcPr>
           <w:p>
             <w:pPr>
-              <w:ind w:firstLine="0"/>
+              <w:pStyle w:val="TextoTablas"/>
             </w:pPr>
             <w:r>
               <w:t>Descripción</w:t>
@@ -9654,7 +9615,7 @@
           </w:tcPr>
           <w:p>
             <w:pPr>
-              <w:ind w:firstLine="0"/>
+              <w:pStyle w:val="TextoTablas"/>
             </w:pPr>
             <w:r>
               <w:t>Ejemplo de aplicación</w:t>
@@ -9672,7 +9633,7 @@
           </w:tcPr>
           <w:p>
             <w:pPr>
-              <w:ind w:firstLine="0"/>
+              <w:pStyle w:val="TextoTablas"/>
             </w:pPr>
             <w:r>
               <w:t>Entrevistas.</w:t>
@@ -9685,7 +9646,7 @@
           </w:tcPr>
           <w:p>
             <w:pPr>
-              <w:ind w:firstLine="0"/>
+              <w:pStyle w:val="TextoTablas"/>
             </w:pPr>
             <w:r>
               <w:t>Conversaciones estructuradas o semiestructuradas con usuarios, clientes o expertos del dominio para obtener información detallada sobre procesos, necesidades y expectativas del sistema.</w:t>
@@ -9698,7 +9659,7 @@
           </w:tcPr>
           <w:p>
             <w:pPr>
-              <w:ind w:firstLine="0"/>
+              <w:pStyle w:val="TextoTablas"/>
             </w:pPr>
             <w:r>
               <w:t>Entrevistar a un jefe de área para conocer cómo se gestionan actualmente los pedidos en una empresa.</w:t>
@@ -9713,7 +9674,7 @@
           </w:tcPr>
           <w:p>
             <w:pPr>
-              <w:ind w:firstLine="0"/>
+              <w:pStyle w:val="TextoTablas"/>
             </w:pPr>
             <w:r>
               <w:t>Cuestionarios o encuestas.</w:t>
@@ -9726,7 +9687,7 @@
           </w:tcPr>
           <w:p>
             <w:pPr>
-              <w:ind w:firstLine="0"/>
+              <w:pStyle w:val="TextoTablas"/>
             </w:pPr>
             <w:r>
               <w:t>Instrumentos con preguntas previamente diseñadas que permiten recopilar información de un grupo amplio de personas de manera rápida.</w:t>
@@ -9739,7 +9700,7 @@
           </w:tcPr>
           <w:p>
             <w:pPr>
-              <w:ind w:firstLine="0"/>
+              <w:pStyle w:val="TextoTablas"/>
             </w:pPr>
             <w:r>
               <w:t>Enviar un cuestionario a los usuarios de una plataforma para identificar dificultades en su uso.</w:t>
@@ -9757,7 +9718,7 @@
           </w:tcPr>
           <w:p>
             <w:pPr>
-              <w:ind w:firstLine="0"/>
+              <w:pStyle w:val="TextoTablas"/>
             </w:pPr>
             <w:r>
               <w:t>Observación directa.</w:t>
@@ -9770,7 +9731,7 @@
           </w:tcPr>
           <w:p>
             <w:pPr>
-              <w:ind w:firstLine="0"/>
+              <w:pStyle w:val="TextoTablas"/>
             </w:pPr>
             <w:r>
               <w:t>Consiste en analizar cómo los usuarios realizan sus actividades en el entorno real de trabajo para comprender los procesos y detectar necesidades.</w:t>
@@ -9783,7 +9744,7 @@
           </w:tcPr>
           <w:p>
             <w:pPr>
-              <w:ind w:firstLine="0"/>
+              <w:pStyle w:val="TextoTablas"/>
             </w:pPr>
             <w:r>
               <w:t>Observar cómo un empleado registra información en un sistema de atención al cliente.</w:t>
@@ -9798,7 +9759,7 @@
           </w:tcPr>
           <w:p>
             <w:pPr>
-              <w:ind w:firstLine="0"/>
+              <w:pStyle w:val="TextoTablas"/>
             </w:pPr>
             <w:r>
               <w:t>Talleres o reuniones de trabajo.</w:t>
@@ -9811,14 +9772,10 @@
           </w:tcPr>
           <w:p>
             <w:pPr>
-              <w:ind w:firstLine="0"/>
-            </w:pPr>
-            <w:r>
-              <w:t xml:space="preserve">Espacios colaborativos en los que participan diferentes actores para </w:t>
-            </w:r>
-            <w:r>
-              <w:lastRenderedPageBreak/>
-              <w:t>discutir necesidades, procesos y funcionalidades del sistema.</w:t>
+              <w:pStyle w:val="TextoTablas"/>
+            </w:pPr>
+            <w:r>
+              <w:t>Espacios colaborativos en los que participan diferentes actores para discutir necesidades, procesos y funcionalidades del sistema.</w:t>
             </w:r>
           </w:p>
         </w:tc>
@@ -9828,15 +9785,10 @@
           </w:tcPr>
           <w:p>
             <w:pPr>
-              <w:ind w:firstLine="0"/>
-            </w:pPr>
-            <w:r>
-              <w:lastRenderedPageBreak/>
-              <w:t xml:space="preserve">Reunión entre usuarios, analistas y desarrolladores </w:t>
-            </w:r>
-            <w:r>
-              <w:lastRenderedPageBreak/>
-              <w:t>para definir los requisitos de un sistema de inventario.</w:t>
+              <w:pStyle w:val="TextoTablas"/>
+            </w:pPr>
+            <w:r>
+              <w:t>Reunión entre usuarios, analistas y desarrolladores para definir los requisitos de un sistema de inventario.</w:t>
             </w:r>
           </w:p>
         </w:tc>
@@ -9851,7 +9803,7 @@
           </w:tcPr>
           <w:p>
             <w:pPr>
-              <w:ind w:firstLine="0"/>
+              <w:pStyle w:val="TextoTablas"/>
             </w:pPr>
             <w:r>
               <w:lastRenderedPageBreak/>
@@ -9865,7 +9817,7 @@
           </w:tcPr>
           <w:p>
             <w:pPr>
-              <w:ind w:firstLine="0"/>
+              <w:pStyle w:val="TextoTablas"/>
             </w:pPr>
             <w:r>
               <w:t>Revisión de documentos existentes que describen procesos, normas o procedimientos relacionados con el sistema.</w:t>
@@ -9878,7 +9830,7 @@
           </w:tcPr>
           <w:p>
             <w:pPr>
-              <w:ind w:firstLine="0"/>
+              <w:pStyle w:val="TextoTablas"/>
             </w:pPr>
             <w:r>
               <w:t>Analizar manuales de procedimientos o reglamentos institucionales.</w:t>
@@ -9893,7 +9845,7 @@
           </w:tcPr>
           <w:p>
             <w:pPr>
-              <w:ind w:firstLine="0"/>
+              <w:pStyle w:val="TextoTablas"/>
             </w:pPr>
             <w:r>
               <w:t>Prototipado.</w:t>
@@ -9906,7 +9858,7 @@
           </w:tcPr>
           <w:p>
             <w:pPr>
-              <w:ind w:firstLine="0"/>
+              <w:pStyle w:val="TextoTablas"/>
             </w:pPr>
             <w:r>
               <w:t>Creación de representaciones preliminares del sistema que permiten a los usuarios visualizar funcionalidades y proponer mejoras.</w:t>
@@ -9919,7 +9871,7 @@
           </w:tcPr>
           <w:p>
             <w:pPr>
-              <w:ind w:firstLine="0"/>
+              <w:pStyle w:val="TextoTablas"/>
             </w:pPr>
             <w:r>
               <w:t>Presentar un prototipo de interfaz para validar cómo se registrará la información en el sistema.</w:t>
@@ -9950,19 +9902,22 @@
       </w:pPr>
       <w:bookmarkStart w:id="27" w:name="_Toc227677918"/>
       <w:r>
+        <w:t>Instrumentos de recolección de información</w:t>
+      </w:r>
+      <w:bookmarkEnd w:id="27"/>
+    </w:p>
+    <w:p>
+      <w:r>
+        <w:t>Los instrumentos de recolección de información corresponden a los recursos utilizados para registrar, organizar y documentar los datos obtenidos durante la aplicación de las técnicas de elicitación. Estos instrumentos permiten sistematizar la información recopilada, facilitar su análisis y asegurar que los requisitos identificados queden documentados de manera clara y estructurada.</w:t>
+      </w:r>
+    </w:p>
+    <w:p>
+      <w:r>
+        <w:t xml:space="preserve">El uso de instrumentos adecuados contribuye a mantener un registro confiable de las necesidades expresadas por los usuarios y demás participantes del proyecto. Además, permiten dar seguimiento a las decisiones tomadas durante el proceso de </w:t>
+      </w:r>
+      <w:r>
         <w:lastRenderedPageBreak/>
-        <w:t>Instrumentos de recolección de información</w:t>
-      </w:r>
-      <w:bookmarkEnd w:id="27"/>
-    </w:p>
-    <w:p>
-      <w:r>
-        <w:t>Los instrumentos de recolección de información corresponden a los recursos utilizados para registrar, organizar y documentar los datos obtenidos durante la aplicación de las técnicas de elicitación. Estos instrumentos permiten sistematizar la información recopilada, facilitar su análisis y asegurar que los requisitos identificados queden documentados de manera clara y estructurada.</w:t>
-      </w:r>
-    </w:p>
-    <w:p>
-      <w:r>
-        <w:t>El uso de instrumentos adecuados contribuye a mantener un registro confiable de las necesidades expresadas por los usuarios y demás participantes del proyecto. Además, permiten dar seguimiento a las decisiones tomadas durante el proceso de levantamiento de requisitos y sirven como evidencia del proceso de análisis realizado por el equipo de desarrollo.</w:t>
+        <w:t>levantamiento de requisitos y sirven como evidencia del proceso de análisis realizado por el equipo de desarrollo.</w:t>
       </w:r>
     </w:p>
     <w:p>
@@ -10000,7 +9955,7 @@
           </w:tcPr>
           <w:p>
             <w:pPr>
-              <w:ind w:firstLine="0"/>
+              <w:pStyle w:val="TextoTablas"/>
             </w:pPr>
             <w:r>
               <w:t>Instrumento</w:t>
@@ -10013,7 +9968,7 @@
           </w:tcPr>
           <w:p>
             <w:pPr>
-              <w:ind w:firstLine="0"/>
+              <w:pStyle w:val="TextoTablas"/>
             </w:pPr>
             <w:r>
               <w:t>Descripción</w:t>
@@ -10026,7 +9981,7 @@
           </w:tcPr>
           <w:p>
             <w:pPr>
-              <w:ind w:firstLine="0"/>
+              <w:pStyle w:val="TextoTablas"/>
             </w:pPr>
             <w:r>
               <w:t>Ejemplo de uso</w:t>
@@ -10044,7 +9999,7 @@
           </w:tcPr>
           <w:p>
             <w:pPr>
-              <w:ind w:firstLine="0"/>
+              <w:pStyle w:val="TextoTablas"/>
             </w:pPr>
             <w:r>
               <w:t>Guion de entrevista.</w:t>
@@ -10057,14 +10012,10 @@
           </w:tcPr>
           <w:p>
             <w:pPr>
-              <w:ind w:firstLine="0"/>
-            </w:pPr>
-            <w:r>
-              <w:t xml:space="preserve">Documento que contiene las preguntas previamente estructuradas que guían el desarrollo de una entrevista con usuarios o expertos. Permite asegurar que se aborden todos </w:t>
-            </w:r>
-            <w:r>
-              <w:lastRenderedPageBreak/>
-              <w:t>los temas relevantes para el proyecto.</w:t>
+              <w:pStyle w:val="TextoTablas"/>
+            </w:pPr>
+            <w:r>
+              <w:t>Documento que contiene las preguntas previamente estructuradas que guían el desarrollo de una entrevista con usuarios o expertos. Permite asegurar que se aborden todos los temas relevantes para el proyecto.</w:t>
             </w:r>
           </w:p>
         </w:tc>
@@ -10074,10 +10025,9 @@
           </w:tcPr>
           <w:p>
             <w:pPr>
-              <w:ind w:firstLine="0"/>
-            </w:pPr>
-            <w:r>
-              <w:lastRenderedPageBreak/>
+              <w:pStyle w:val="TextoTablas"/>
+            </w:pPr>
+            <w:r>
               <w:t>Lista de preguntas preparada para entrevistar al responsable de un proceso administrativo dentro de una organización.</w:t>
             </w:r>
           </w:p>
@@ -10090,7 +10040,7 @@
           </w:tcPr>
           <w:p>
             <w:pPr>
-              <w:ind w:firstLine="0"/>
+              <w:pStyle w:val="TextoTablas"/>
             </w:pPr>
             <w:r>
               <w:t>Cuestionario.</w:t>
@@ -10103,7 +10053,7 @@
           </w:tcPr>
           <w:p>
             <w:pPr>
-              <w:ind w:firstLine="0"/>
+              <w:pStyle w:val="TextoTablas"/>
             </w:pPr>
             <w:r>
               <w:t>Conjunto organizado de preguntas que se aplican a un grupo de personas con el fin de recopilar información de manera sistemática. Puede incluir preguntas abiertas o cerradas.</w:t>
@@ -10116,7 +10066,7 @@
           </w:tcPr>
           <w:p>
             <w:pPr>
-              <w:ind w:firstLine="0"/>
+              <w:pStyle w:val="TextoTablas"/>
             </w:pPr>
             <w:r>
               <w:t>Formulario aplicado a los usuarios de un sistema para identificar dificultades en el uso de una plataforma.</w:t>
@@ -10134,7 +10084,7 @@
           </w:tcPr>
           <w:p>
             <w:pPr>
-              <w:ind w:firstLine="0"/>
+              <w:pStyle w:val="TextoTablas"/>
             </w:pPr>
             <w:r>
               <w:t>Lista de chequeo.</w:t>
@@ -10147,7 +10097,7 @@
           </w:tcPr>
           <w:p>
             <w:pPr>
-              <w:ind w:firstLine="0"/>
+              <w:pStyle w:val="TextoTablas"/>
             </w:pPr>
             <w:r>
               <w:t>Herramienta que permite verificar si determinados aspectos, requisitos o condiciones se cumplen dentro de un proceso o sistema.</w:t>
@@ -10160,7 +10110,7 @@
           </w:tcPr>
           <w:p>
             <w:pPr>
-              <w:ind w:firstLine="0"/>
+              <w:pStyle w:val="TextoTablas"/>
             </w:pPr>
             <w:r>
               <w:t>Lista utilizada para confirmar que un sistema cumple con determinados requisitos funcionales o de seguridad.</w:t>
@@ -10175,7 +10125,7 @@
           </w:tcPr>
           <w:p>
             <w:pPr>
-              <w:ind w:firstLine="0"/>
+              <w:pStyle w:val="TextoTablas"/>
             </w:pPr>
             <w:r>
               <w:t>Acta de reunión.</w:t>
@@ -10188,7 +10138,7 @@
           </w:tcPr>
           <w:p>
             <w:pPr>
-              <w:ind w:firstLine="0"/>
+              <w:pStyle w:val="TextoTablas"/>
             </w:pPr>
             <w:r>
               <w:t>Documento que registra la información discutida durante una reunión, incluyendo acuerdos, decisiones y tareas asignadas a los participantes.</w:t>
@@ -10201,7 +10151,7 @@
           </w:tcPr>
           <w:p>
             <w:pPr>
-              <w:ind w:firstLine="0"/>
+              <w:pStyle w:val="TextoTablas"/>
             </w:pPr>
             <w:r>
               <w:t>Registro de una reunión entre el cliente y el equipo de desarrollo para definir funcionalidades del sistema.</w:t>
@@ -10211,11 +10161,38 @@
       </w:tr>
     </w:tbl>
     <w:p/>
+    <w:p>
+      <w:r>
+        <w:t xml:space="preserve">La utilización de estos instrumentos facilita la organización de la información obtenida durante el proceso de elicitación, permite mantener una trazabilidad de los </w:t>
+      </w:r>
+      <w:r>
+        <w:lastRenderedPageBreak/>
+        <w:t xml:space="preserve">requisitos identificados y contribuye a mejorar la comunicación entre los diferentes actores involucrados en el desarrollo del </w:t>
+      </w:r>
+      <w:r>
+        <w:rPr>
+          <w:rStyle w:val="Extranjerismo"/>
+        </w:rPr>
+        <w:t>software</w:t>
+      </w:r>
+      <w:r>
+        <w:t>.</w:t>
+      </w:r>
+    </w:p>
     <w:p/>
     <w:p>
-      <w:r>
-        <w:lastRenderedPageBreak/>
-        <w:t xml:space="preserve">La utilización de estos instrumentos facilita la organización de la información obtenida durante el proceso de elicitación, permite mantener una trazabilidad de los requisitos identificados y contribuye a mejorar la comunicación entre los diferentes actores involucrados en el desarrollo del </w:t>
+      <w:pPr>
+        <w:pStyle w:val="Ttulo2"/>
+      </w:pPr>
+      <w:bookmarkStart w:id="28" w:name="_Toc227677919"/>
+      <w:r>
+        <w:t>Principios y buenas prácticas</w:t>
+      </w:r>
+      <w:bookmarkEnd w:id="28"/>
+    </w:p>
+    <w:p>
+      <w:r>
+        <w:t xml:space="preserve">La elicitación de requisitos es una de las actividades más críticas dentro del desarrollo de </w:t>
       </w:r>
       <w:r>
         <w:rPr>
@@ -10224,54 +10201,29 @@
         <w:t>software</w:t>
       </w:r>
       <w:r>
-        <w:t>.</w:t>
-      </w:r>
-    </w:p>
-    <w:p/>
-    <w:p>
-      <w:pPr>
-        <w:pStyle w:val="Ttulo2"/>
-      </w:pPr>
-      <w:bookmarkStart w:id="28" w:name="_Toc227677919"/>
-      <w:r>
-        <w:t>Principios y buenas prácticas</w:t>
-      </w:r>
-      <w:bookmarkEnd w:id="28"/>
-    </w:p>
-    <w:p>
-      <w:r>
-        <w:t xml:space="preserve">La elicitación de requisitos es una de las actividades más críticas dentro del desarrollo de </w:t>
+        <w:t xml:space="preserve">, ya que de ella depende que el sistema responda realmente a las necesidades de los usuarios. Diversos estudios en ingeniería de </w:t>
       </w:r>
       <w:r>
         <w:rPr>
           <w:rStyle w:val="Extranjerismo"/>
         </w:rPr>
+        <w:t xml:space="preserve">software </w:t>
+      </w:r>
+      <w:r>
+        <w:t>han evidenciado que una gran parte de los errores en los sistemas se originan por requisitos incompletos, ambiguos o mal interpretados durante las primeras etapas del proyecto.</w:t>
+      </w:r>
+    </w:p>
+    <w:p>
+      <w:r>
+        <w:t xml:space="preserve">Históricamente, en los primeros proyectos de desarrollo de </w:t>
+      </w:r>
+      <w:r>
+        <w:rPr>
+          <w:rStyle w:val="Extranjerismo"/>
+        </w:rPr>
         <w:t>software</w:t>
       </w:r>
       <w:r>
-        <w:t xml:space="preserve">, ya que de ella depende que el sistema responda realmente a las necesidades de los usuarios. Diversos estudios en ingeniería de </w:t>
-      </w:r>
-      <w:r>
-        <w:rPr>
-          <w:rStyle w:val="Extranjerismo"/>
-        </w:rPr>
-        <w:t xml:space="preserve">software </w:t>
-      </w:r>
-      <w:r>
-        <w:t>han evidenciado que una gran parte de los errores en los sistemas se originan por requisitos incompletos, ambiguos o mal interpretados durante las primeras etapas del proyecto.</w:t>
-      </w:r>
-    </w:p>
-    <w:p>
-      <w:r>
-        <w:t xml:space="preserve">Históricamente, en los primeros proyectos de desarrollo de </w:t>
-      </w:r>
-      <w:r>
-        <w:rPr>
-          <w:rStyle w:val="Extranjerismo"/>
-        </w:rPr>
-        <w:t>software</w:t>
-      </w:r>
-      <w:r>
         <w:t>, especialmente entre las décadas de 1960 y 1970, era común que los equipos comenzaran a programar sin realizar una adecuada identificación de requisitos. Esta situación provocaba retrasos, sobrecostos y sistemas que no cumplían con las expectativas del cliente. A partir de estas experiencias surgieron metodologías y buenas prácticas orientadas a mejorar la captura y gestión de los requisitos.</w:t>
       </w:r>
     </w:p>
@@ -10285,7 +10237,6 @@
         <w:t>Entre los principales principios y buenas prácticas se destacan los siguientes:</w:t>
       </w:r>
     </w:p>
-    <w:p/>
     <w:p>
       <w:pPr>
         <w:pStyle w:val="Prrafodelista"/>
@@ -10301,7 +10252,6 @@
         <w:rPr>
           <w:b/>
         </w:rPr>
-        <w:lastRenderedPageBreak/>
         <w:t>Comprender el contexto del sistema</w:t>
       </w:r>
     </w:p>
@@ -10325,6 +10275,7 @@
         <w:rPr>
           <w:b/>
         </w:rPr>
+        <w:lastRenderedPageBreak/>
         <w:t>Involucrar a los actores adecuados</w:t>
       </w:r>
     </w:p>
@@ -10425,7 +10376,6 @@
         <w:t>Mantener registros claros facilita la comunicación entre los miembros del equipo y permite realizar seguimiento durante el desarrollo del sistema.</w:t>
       </w:r>
     </w:p>
-    <w:p/>
     <w:p>
       <w:pPr>
         <w:pStyle w:val="Prrafodelista"/>
@@ -10441,17 +10391,17 @@
         <w:rPr>
           <w:b/>
         </w:rPr>
+        <w:t>Gestionar los cambios de manera controlada</w:t>
+      </w:r>
+    </w:p>
+    <w:p>
+      <w:r>
+        <w:t>Los requisitos pueden modificarse durante el proyecto; por ello, es necesario contar con mecanismos para registrar y evaluar estos cambios.</w:t>
+      </w:r>
+    </w:p>
+    <w:p>
+      <w:r>
         <w:lastRenderedPageBreak/>
-        <w:t>Gestionar los cambios de manera controlada</w:t>
-      </w:r>
-    </w:p>
-    <w:p>
-      <w:r>
-        <w:t>Los requisitos pueden modificarse durante el proyecto; por ello, es necesario contar con mecanismos para registrar y evaluar estos cambios.</w:t>
-      </w:r>
-    </w:p>
-    <w:p>
-      <w:r>
         <w:t xml:space="preserve">Un aspecto relevante que suele mencionarse en la ingeniería de </w:t>
       </w:r>
       <w:r>
@@ -10633,7 +10583,6 @@
         <w:t>se encuentran:</w:t>
       </w:r>
     </w:p>
-    <w:p/>
     <w:p>
       <w:pPr>
         <w:pStyle w:val="Prrafodelista"/>
@@ -10643,7 +10592,6 @@
         </w:numPr>
       </w:pPr>
       <w:r>
-        <w:lastRenderedPageBreak/>
         <w:t>Actores humanos, como usuarios finales, administradores del sistema, operadores o supervisores.</w:t>
       </w:r>
     </w:p>
@@ -10656,6 +10604,7 @@
         </w:numPr>
       </w:pPr>
       <w:r>
+        <w:lastRenderedPageBreak/>
         <w:t>Sistemas externos, como plataformas de pago, servicios de autenticación o sistemas de información de otras organizaciones.</w:t>
       </w:r>
     </w:p>
@@ -10721,20 +10670,22 @@
         <w:t xml:space="preserve"> o partes interesadas corresponden a todas las personas, grupos u organizaciones que tienen algún interés en el sistema o que pueden verse afectados por su desarrollo, implementación o funcionamiento. Su participación resulta fundamental durante la ingeniería de requisitos, ya que proporcionan información clave sobre las necesidades del negocio, las restricciones del proyecto y las expectativas del sistema.</w:t>
       </w:r>
     </w:p>
-    <w:p/>
-    <w:p>
+    <w:p>
+      <w:r>
+        <w:t xml:space="preserve">Las partes interesadas no siempre utilizan directamente el sistema, pero influyen en las decisiones relacionadas con su diseño, alcance y funcionamiento. Por esta razón, identificar a los </w:t>
+      </w:r>
+      <w:r>
+        <w:rPr>
+          <w:rStyle w:val="Extranjerismo"/>
+        </w:rPr>
+        <w:t>stakeholders</w:t>
+      </w:r>
+      <w:r>
+        <w:t xml:space="preserve"> desde las etapas iniciales del proyecto permite </w:t>
+      </w:r>
       <w:r>
         <w:lastRenderedPageBreak/>
-        <w:t xml:space="preserve">Las partes interesadas no siempre utilizan directamente el sistema, pero influyen en las decisiones relacionadas con su diseño, alcance y funcionamiento. Por esta razón, identificar a los </w:t>
-      </w:r>
-      <w:r>
-        <w:rPr>
-          <w:rStyle w:val="Extranjerismo"/>
-        </w:rPr>
-        <w:t>stakeholders</w:t>
-      </w:r>
-      <w:r>
-        <w:t xml:space="preserve"> desde las etapas iniciales del proyecto permite comprender mejor el contexto organizacional y reducir riesgos asociados a requisitos incompletos o mal interpretados.</w:t>
+        <w:t>comprender mejor el contexto organizacional y reducir riesgos asociados a requisitos incompletos o mal interpretados.</w:t>
       </w:r>
     </w:p>
     <w:p>
@@ -10869,17 +10820,20 @@
     </w:p>
     <w:p>
       <w:r>
+        <w:t xml:space="preserve">En muchos proyectos de ingeniería de requisitos se recomienda elaborar una matriz de </w:t>
+      </w:r>
+      <w:r>
+        <w:rPr>
+          <w:rStyle w:val="Extranjerismo"/>
+        </w:rPr>
+        <w:t>stakeholders</w:t>
+      </w:r>
+      <w:r>
+        <w:t xml:space="preserve">, herramienta que permite identificar a cada parte interesada, </w:t>
+      </w:r>
+      <w:r>
         <w:lastRenderedPageBreak/>
-        <w:t xml:space="preserve">En muchos proyectos de ingeniería de requisitos se recomienda elaborar una matriz de </w:t>
-      </w:r>
-      <w:r>
-        <w:rPr>
-          <w:rStyle w:val="Extranjerismo"/>
-        </w:rPr>
-        <w:t>stakeholders</w:t>
-      </w:r>
-      <w:r>
-        <w:t>, herramienta que permite identificar a cada parte interesada, su nivel de influencia en el proyecto, sus expectativas y el tipo de participación que tendrá durante el proceso de desarrollo del sistema.</w:t>
+        <w:t>su nivel de influencia en el proyecto, sus expectativas y el tipo de participación que tendrá durante el proceso de desarrollo del sistema.</w:t>
       </w:r>
     </w:p>
     <w:p>
@@ -10929,7 +10883,7 @@
           </w:tcPr>
           <w:p>
             <w:pPr>
-              <w:ind w:firstLine="0"/>
+              <w:pStyle w:val="TextoTablas"/>
               <w:rPr>
                 <w:rStyle w:val="Extranjerismo"/>
               </w:rPr>
@@ -10948,7 +10902,7 @@
           </w:tcPr>
           <w:p>
             <w:pPr>
-              <w:ind w:firstLine="0"/>
+              <w:pStyle w:val="TextoTablas"/>
             </w:pPr>
             <w:r>
               <w:t>Rol o relación con el sistema</w:t>
@@ -10961,7 +10915,7 @@
           </w:tcPr>
           <w:p>
             <w:pPr>
-              <w:ind w:firstLine="0"/>
+              <w:pStyle w:val="TextoTablas"/>
             </w:pPr>
             <w:r>
               <w:t>Nivel de influencia</w:t>
@@ -10974,7 +10928,7 @@
           </w:tcPr>
           <w:p>
             <w:pPr>
-              <w:ind w:firstLine="0"/>
+              <w:pStyle w:val="TextoTablas"/>
             </w:pPr>
             <w:r>
               <w:t>Interés en el proyecto</w:t>
@@ -10987,7 +10941,7 @@
           </w:tcPr>
           <w:p>
             <w:pPr>
-              <w:ind w:firstLine="0"/>
+              <w:pStyle w:val="TextoTablas"/>
             </w:pPr>
             <w:r>
               <w:t>Forma de participación</w:t>
@@ -11005,7 +10959,7 @@
           </w:tcPr>
           <w:p>
             <w:pPr>
-              <w:ind w:firstLine="0"/>
+              <w:pStyle w:val="TextoTablas"/>
             </w:pPr>
             <w:r>
               <w:t>Cliente o patrocinador.</w:t>
@@ -11018,7 +10972,7 @@
           </w:tcPr>
           <w:p>
             <w:pPr>
-              <w:ind w:firstLine="0"/>
+              <w:pStyle w:val="TextoTablas"/>
             </w:pPr>
             <w:r>
               <w:t>Solicita y financia el desarrollo del sistema.</w:t>
@@ -11031,7 +10985,7 @@
           </w:tcPr>
           <w:p>
             <w:pPr>
-              <w:ind w:firstLine="0"/>
+              <w:pStyle w:val="TextoTablas"/>
             </w:pPr>
             <w:r>
               <w:t>Alto</w:t>
@@ -11044,7 +10998,7 @@
           </w:tcPr>
           <w:p>
             <w:pPr>
-              <w:ind w:firstLine="0"/>
+              <w:pStyle w:val="TextoTablas"/>
             </w:pPr>
             <w:r>
               <w:t>Alto</w:t>
@@ -11057,7 +11011,7 @@
           </w:tcPr>
           <w:p>
             <w:pPr>
-              <w:ind w:firstLine="0"/>
+              <w:pStyle w:val="TextoTablas"/>
             </w:pPr>
             <w:r>
               <w:t>Define objetivos, aprueba requisitos y valida entregables.</w:t>
@@ -11072,7 +11026,7 @@
           </w:tcPr>
           <w:p>
             <w:pPr>
-              <w:ind w:firstLine="0"/>
+              <w:pStyle w:val="TextoTablas"/>
             </w:pPr>
             <w:r>
               <w:t>Usuarios finales.</w:t>
@@ -11085,7 +11039,7 @@
           </w:tcPr>
           <w:p>
             <w:pPr>
-              <w:ind w:firstLine="0"/>
+              <w:pStyle w:val="TextoTablas"/>
             </w:pPr>
             <w:r>
               <w:t>Utilizan el sistema en sus actividades diarias.</w:t>
@@ -11098,7 +11052,7 @@
           </w:tcPr>
           <w:p>
             <w:pPr>
-              <w:ind w:firstLine="0"/>
+              <w:pStyle w:val="TextoTablas"/>
             </w:pPr>
             <w:r>
               <w:t>Medio</w:t>
@@ -11111,7 +11065,7 @@
           </w:tcPr>
           <w:p>
             <w:pPr>
-              <w:ind w:firstLine="0"/>
+              <w:pStyle w:val="TextoTablas"/>
             </w:pPr>
             <w:r>
               <w:t>Alto</w:t>
@@ -11124,7 +11078,7 @@
           </w:tcPr>
           <w:p>
             <w:pPr>
-              <w:ind w:firstLine="0"/>
+              <w:pStyle w:val="TextoTablas"/>
             </w:pPr>
             <w:r>
               <w:t>Proporcionan necesidades, participan en entrevistas y pruebas.</w:t>
@@ -11142,7 +11096,7 @@
           </w:tcPr>
           <w:p>
             <w:pPr>
-              <w:ind w:firstLine="0"/>
+              <w:pStyle w:val="TextoTablas"/>
             </w:pPr>
             <w:r>
               <w:t>Gerencia o directivos.</w:t>
@@ -11155,14 +11109,10 @@
           </w:tcPr>
           <w:p>
             <w:pPr>
-              <w:ind w:firstLine="0"/>
-            </w:pPr>
-            <w:r>
-              <w:t xml:space="preserve">Toman decisiones estratégicas </w:t>
-            </w:r>
-            <w:r>
-              <w:lastRenderedPageBreak/>
-              <w:t>sobre el proyecto.</w:t>
+              <w:pStyle w:val="TextoTablas"/>
+            </w:pPr>
+            <w:r>
+              <w:t>Toman decisiones estratégicas sobre el proyecto.</w:t>
             </w:r>
           </w:p>
         </w:tc>
@@ -11172,10 +11122,9 @@
           </w:tcPr>
           <w:p>
             <w:pPr>
-              <w:ind w:firstLine="0"/>
-            </w:pPr>
-            <w:r>
-              <w:lastRenderedPageBreak/>
+              <w:pStyle w:val="TextoTablas"/>
+            </w:pPr>
+            <w:r>
               <w:t>Alto</w:t>
             </w:r>
           </w:p>
@@ -11186,7 +11135,7 @@
           </w:tcPr>
           <w:p>
             <w:pPr>
-              <w:ind w:firstLine="0"/>
+              <w:pStyle w:val="TextoTablas"/>
             </w:pPr>
             <w:r>
               <w:t>Medio</w:t>
@@ -11199,14 +11148,10 @@
           </w:tcPr>
           <w:p>
             <w:pPr>
-              <w:ind w:firstLine="0"/>
-            </w:pPr>
-            <w:r>
-              <w:t xml:space="preserve">Revisan avances y aprueban </w:t>
-            </w:r>
-            <w:r>
-              <w:lastRenderedPageBreak/>
-              <w:t>decisiones clave.</w:t>
+              <w:pStyle w:val="TextoTablas"/>
+            </w:pPr>
+            <w:r>
+              <w:t>Revisan avances y aprueban decisiones clave.</w:t>
             </w:r>
           </w:p>
         </w:tc>
@@ -11218,10 +11163,9 @@
           </w:tcPr>
           <w:p>
             <w:pPr>
-              <w:ind w:firstLine="0"/>
-            </w:pPr>
-            <w:r>
-              <w:lastRenderedPageBreak/>
+              <w:pStyle w:val="TextoTablas"/>
+            </w:pPr>
+            <w:r>
               <w:t>Equipo de desarrollo.</w:t>
             </w:r>
           </w:p>
@@ -11232,7 +11176,7 @@
           </w:tcPr>
           <w:p>
             <w:pPr>
-              <w:ind w:firstLine="0"/>
+              <w:pStyle w:val="TextoTablas"/>
             </w:pPr>
             <w:r>
               <w:t>Diseña, construye y prueba el sistema.</w:t>
@@ -11245,7 +11189,7 @@
           </w:tcPr>
           <w:p>
             <w:pPr>
-              <w:ind w:firstLine="0"/>
+              <w:pStyle w:val="TextoTablas"/>
             </w:pPr>
             <w:r>
               <w:t>Medio</w:t>
@@ -11258,7 +11202,7 @@
           </w:tcPr>
           <w:p>
             <w:pPr>
-              <w:ind w:firstLine="0"/>
+              <w:pStyle w:val="TextoTablas"/>
             </w:pPr>
             <w:r>
               <w:t>Alto</w:t>
@@ -11271,7 +11215,7 @@
           </w:tcPr>
           <w:p>
             <w:pPr>
-              <w:ind w:firstLine="0"/>
+              <w:pStyle w:val="TextoTablas"/>
             </w:pPr>
             <w:r>
               <w:t>Analiza requisitos, implementa funcionalidades y realiza pruebas.</w:t>
@@ -11289,7 +11233,7 @@
           </w:tcPr>
           <w:p>
             <w:pPr>
-              <w:ind w:firstLine="0"/>
+              <w:pStyle w:val="TextoTablas"/>
             </w:pPr>
             <w:r>
               <w:t>Área de soporte técnico.</w:t>
@@ -11302,7 +11246,7 @@
           </w:tcPr>
           <w:p>
             <w:pPr>
-              <w:ind w:firstLine="0"/>
+              <w:pStyle w:val="TextoTablas"/>
             </w:pPr>
             <w:r>
               <w:t>Mantiene el sistema después de su implementación.</w:t>
@@ -11315,7 +11259,7 @@
           </w:tcPr>
           <w:p>
             <w:pPr>
-              <w:ind w:firstLine="0"/>
+              <w:pStyle w:val="TextoTablas"/>
             </w:pPr>
             <w:r>
               <w:t>Bajo</w:t>
@@ -11328,7 +11272,7 @@
           </w:tcPr>
           <w:p>
             <w:pPr>
-              <w:ind w:firstLine="0"/>
+              <w:pStyle w:val="TextoTablas"/>
             </w:pPr>
             <w:r>
               <w:t>Medio</w:t>
@@ -11341,7 +11285,7 @@
           </w:tcPr>
           <w:p>
             <w:pPr>
-              <w:ind w:firstLine="0"/>
+              <w:pStyle w:val="TextoTablas"/>
             </w:pPr>
             <w:r>
               <w:t>Aporta información sobre mantenimiento y operación del sistema.</w:t>
@@ -11362,7 +11306,11 @@
         <w:t>stakeholders</w:t>
       </w:r>
       <w:r>
-        <w:t xml:space="preserve"> facilita la identificación de las personas clave que deben participar durante la ingeniería de requisitos. Además, permite definir estrategias de comunicación y participación adecuadas para cada grupo, lo que contribuye a mejorar la comprensión de las necesidades del sistema y a reducir riesgos durante el desarrollo del </w:t>
+        <w:t xml:space="preserve"> facilita la identificación de las personas clave que deben participar durante la ingeniería de requisitos. Además, permite definir estrategias de comunicación y participación adecuadas para cada grupo, </w:t>
+      </w:r>
+      <w:r>
+        <w:lastRenderedPageBreak/>
+        <w:t xml:space="preserve">lo que contribuye a mejorar la comprensión de las necesidades del sistema y a reducir riesgos durante el desarrollo del </w:t>
       </w:r>
       <w:r>
         <w:rPr>
@@ -11380,7 +11328,6 @@
       </w:pPr>
       <w:bookmarkStart w:id="33" w:name="_Toc227677924"/>
       <w:r>
-        <w:lastRenderedPageBreak/>
         <w:t>Cliente líder y dueño del producto</w:t>
       </w:r>
       <w:bookmarkEnd w:id="33"/>
@@ -11498,11 +11445,11 @@
         <w:t>software</w:t>
       </w:r>
       <w:r>
-        <w:t xml:space="preserve">. Esta persona es responsable de representar los intereses de los usuarios y del negocio dentro del </w:t>
+        <w:t xml:space="preserve">. Esta persona es </w:t>
       </w:r>
       <w:r>
         <w:lastRenderedPageBreak/>
-        <w:t>equipo de desarrollo, asegurando que el producto evolucione de acuerdo con las prioridades definidas.</w:t>
+        <w:t>responsable de representar los intereses de los usuarios y del negocio dentro del equipo de desarrollo, asegurando que el producto evolucione de acuerdo con las prioridades definidas.</w:t>
       </w:r>
     </w:p>
     <w:p>
@@ -11709,7 +11656,6 @@
         <w:t>Por su parte, el analista de requisitos cumple una función de enlace entre el negocio y el equipo técnico. Este profesional se encarga de comprender las necesidades de los usuarios, documentarlas de manera estructurada y asegurar que dichas necesidades sean interpretadas correctamente por el equipo de desarrollo.</w:t>
       </w:r>
     </w:p>
-    <w:p/>
     <w:p>
       <w:r>
         <w:lastRenderedPageBreak/>
@@ -12200,7 +12146,7 @@
           </w:tcPr>
           <w:p>
             <w:pPr>
-              <w:ind w:firstLine="0"/>
+              <w:pStyle w:val="TextoTablas"/>
             </w:pPr>
             <w:r>
               <w:t>Tipo de herramienta</w:t>
@@ -12213,7 +12159,7 @@
           </w:tcPr>
           <w:p>
             <w:pPr>
-              <w:ind w:firstLine="0"/>
+              <w:pStyle w:val="TextoTablas"/>
             </w:pPr>
             <w:r>
               <w:t>Ejemplos</w:t>
@@ -12226,7 +12172,7 @@
           </w:tcPr>
           <w:p>
             <w:pPr>
-              <w:ind w:firstLine="0"/>
+              <w:pStyle w:val="TextoTablas"/>
             </w:pPr>
             <w:r>
               <w:t>Uso principal</w:t>
@@ -12244,7 +12190,7 @@
           </w:tcPr>
           <w:p>
             <w:pPr>
-              <w:ind w:firstLine="0"/>
+              <w:pStyle w:val="TextoTablas"/>
             </w:pPr>
             <w:r>
               <w:t>Modelado UML.</w:t>
@@ -12257,7 +12203,7 @@
           </w:tcPr>
           <w:p>
             <w:pPr>
-              <w:ind w:firstLine="0"/>
+              <w:pStyle w:val="TextoTablas"/>
             </w:pPr>
             <w:proofErr w:type="spellStart"/>
             <w:r>
@@ -12291,7 +12237,7 @@
           </w:tcPr>
           <w:p>
             <w:pPr>
-              <w:ind w:firstLine="0"/>
+              <w:pStyle w:val="TextoTablas"/>
             </w:pPr>
             <w:r>
               <w:t>Elaboración de diagramas del sistema.</w:t>
@@ -12306,7 +12252,7 @@
           </w:tcPr>
           <w:p>
             <w:pPr>
-              <w:ind w:firstLine="0"/>
+              <w:pStyle w:val="TextoTablas"/>
             </w:pPr>
             <w:r>
               <w:t>Modelado de procesos.</w:t>
@@ -12319,7 +12265,7 @@
           </w:tcPr>
           <w:p>
             <w:pPr>
-              <w:ind w:firstLine="0"/>
+              <w:pStyle w:val="TextoTablas"/>
             </w:pPr>
             <w:r>
               <w:t xml:space="preserve">Bizagi </w:t>
@@ -12348,7 +12294,7 @@
           </w:tcPr>
           <w:p>
             <w:pPr>
-              <w:ind w:firstLine="0"/>
+              <w:pStyle w:val="TextoTablas"/>
             </w:pPr>
             <w:r>
               <w:t>Representación de procesos y flujos de trabajo.</w:t>
@@ -12366,7 +12312,7 @@
           </w:tcPr>
           <w:p>
             <w:pPr>
-              <w:ind w:firstLine="0"/>
+              <w:pStyle w:val="TextoTablas"/>
             </w:pPr>
             <w:r>
               <w:t>Modelado de datos.</w:t>
@@ -12379,7 +12325,7 @@
           </w:tcPr>
           <w:p>
             <w:pPr>
-              <w:ind w:firstLine="0"/>
+              <w:pStyle w:val="TextoTablas"/>
             </w:pPr>
             <w:r>
               <w:t xml:space="preserve">MySQL </w:t>
@@ -12400,7 +12346,7 @@
           </w:tcPr>
           <w:p>
             <w:pPr>
-              <w:ind w:firstLine="0"/>
+              <w:pStyle w:val="TextoTablas"/>
             </w:pPr>
             <w:r>
               <w:t>Diseño de bases de datos.</w:t>
@@ -12415,10 +12361,9 @@
           </w:tcPr>
           <w:p>
             <w:pPr>
-              <w:ind w:firstLine="0"/>
-            </w:pPr>
-            <w:r>
-              <w:lastRenderedPageBreak/>
+              <w:pStyle w:val="TextoTablas"/>
+            </w:pPr>
+            <w:r>
               <w:t>Prototipado.</w:t>
             </w:r>
           </w:p>
@@ -12429,7 +12374,7 @@
           </w:tcPr>
           <w:p>
             <w:pPr>
-              <w:ind w:firstLine="0"/>
+              <w:pStyle w:val="TextoTablas"/>
             </w:pPr>
             <w:proofErr w:type="spellStart"/>
             <w:r>
@@ -12447,7 +12392,7 @@
           </w:tcPr>
           <w:p>
             <w:pPr>
-              <w:ind w:firstLine="0"/>
+              <w:pStyle w:val="TextoTablas"/>
             </w:pPr>
             <w:r>
               <w:t>Diseño de interfaces y prototipos.</w:t>
@@ -12465,7 +12410,7 @@
           </w:tcPr>
           <w:p>
             <w:pPr>
-              <w:ind w:firstLine="0"/>
+              <w:pStyle w:val="TextoTablas"/>
             </w:pPr>
             <w:r>
               <w:t>Modelado colaborativo.</w:t>
@@ -12478,7 +12423,7 @@
           </w:tcPr>
           <w:p>
             <w:pPr>
-              <w:ind w:firstLine="0"/>
+              <w:pStyle w:val="TextoTablas"/>
             </w:pPr>
             <w:r>
               <w:t xml:space="preserve">Miro, Draw.io y </w:t>
@@ -12499,7 +12444,7 @@
           </w:tcPr>
           <w:p>
             <w:pPr>
-              <w:ind w:firstLine="0"/>
+              <w:pStyle w:val="TextoTablas"/>
             </w:pPr>
             <w:r>
               <w:t>Trabajo colaborativo en diagramas.</w:t>
@@ -12508,38 +12453,64 @@
         </w:tc>
       </w:tr>
     </w:tbl>
+    <w:p>
+      <w:pPr>
+        <w:pStyle w:val="Sinespaciado"/>
+        <w:spacing w:line="360" w:lineRule="auto"/>
+      </w:pPr>
+    </w:p>
+    <w:p>
+      <w:pPr>
+        <w:pStyle w:val="Sinespaciado"/>
+        <w:spacing w:line="360" w:lineRule="auto"/>
+      </w:pPr>
+      <w:r>
+        <w:lastRenderedPageBreak/>
+        <w:t xml:space="preserve">La utilización de herramientas de modelado contribuye a mejorar la comprensión del sistema y facilita la comunicación entre los miembros del equipo de desarrollo y las partes interesadas. Además, permite documentar de manera clara la estructura y el comportamiento del </w:t>
+      </w:r>
+      <w:r>
+        <w:rPr>
+          <w:rStyle w:val="Extranjerismo"/>
+        </w:rPr>
+        <w:t xml:space="preserve">software </w:t>
+      </w:r>
+      <w:r>
+        <w:t>antes de iniciar su construcción.</w:t>
+      </w:r>
+    </w:p>
     <w:p/>
     <w:p>
       <w:pPr>
-        <w:pStyle w:val="Sinespaciado"/>
-      </w:pPr>
-      <w:r>
-        <w:t xml:space="preserve">La utilización de herramientas de modelado contribuye a mejorar la comprensión del sistema y facilita la comunicación entre los miembros del equipo de desarrollo y las partes interesadas. Además, permite documentar de manera clara la estructura y el comportamiento del </w:t>
+        <w:pStyle w:val="Ttulo2"/>
+      </w:pPr>
+      <w:bookmarkStart w:id="38" w:name="_Toc227677929"/>
+      <w:r>
+        <w:t>Características de las herramientas de modelado</w:t>
+      </w:r>
+      <w:bookmarkEnd w:id="38"/>
+    </w:p>
+    <w:p>
+      <w:r>
+        <w:t xml:space="preserve">Las herramientas de modelado de requisitos presentan un conjunto de características que facilitan la representación, análisis y documentación de los diferentes elementos de un sistema de </w:t>
       </w:r>
       <w:r>
         <w:rPr>
           <w:rStyle w:val="Extranjerismo"/>
         </w:rPr>
-        <w:t xml:space="preserve">software </w:t>
-      </w:r>
-      <w:r>
-        <w:t>antes de iniciar su construcción.</w:t>
-      </w:r>
-    </w:p>
-    <w:p/>
-    <w:p>
-      <w:pPr>
-        <w:pStyle w:val="Ttulo2"/>
-      </w:pPr>
-      <w:bookmarkStart w:id="38" w:name="_Toc227677929"/>
-      <w:r>
-        <w:t>Características de las herramientas de modelado</w:t>
-      </w:r>
-      <w:bookmarkEnd w:id="38"/>
-    </w:p>
-    <w:p>
-      <w:r>
-        <w:t xml:space="preserve">Las herramientas de modelado de requisitos presentan un conjunto de características que facilitan la representación, análisis y documentación de los diferentes elementos de un sistema de </w:t>
+        <w:t>software</w:t>
+      </w:r>
+      <w:r>
+        <w:t>. Estas herramientas permiten estructurar la información del proyecto, visualizar relaciones entre componentes y apoyar la toma de decisiones durante las etapas iniciales del desarrollo.</w:t>
+      </w:r>
+    </w:p>
+    <w:p>
+      <w:r>
+        <w:t>Una de sus principales características es la representación gráfica, ya que permiten expresar ideas, procesos y estructuras del sistema mediante diagramas y esquemas visuales. Este tipo de representación facilita la comprensión del sistema tanto para el equipo técnico como para los usuarios o partes interesadas que participan en el proyecto.</w:t>
+      </w:r>
+    </w:p>
+    <w:p>
+      <w:r>
+        <w:t xml:space="preserve">Otra característica importante es la estandarización de modelos, lo que significa que muchas herramientas utilizan notaciones reconocidas internacionalmente, como el Lenguaje Unificado de Modelado (UML) o modelos de procesos. Esto permite que los diagramas elaborados puedan ser comprendidos por diferentes profesionales del área de desarrollo de </w:t>
       </w:r>
       <w:r>
         <w:rPr>
@@ -12548,18 +12519,16 @@
         <w:t>software</w:t>
       </w:r>
       <w:r>
-        <w:t>. Estas herramientas permiten estructurar la información del proyecto, visualizar relaciones entre componentes y apoyar la toma de decisiones durante las etapas iniciales del desarrollo.</w:t>
-      </w:r>
-    </w:p>
-    <w:p>
-      <w:r>
-        <w:t>Una de sus principales características es la representación gráfica, ya que permiten expresar ideas, procesos y estructuras del sistema mediante diagramas y esquemas visuales. Este tipo de representación facilita la comprensión del sistema tanto para el equipo técnico como para los usuarios o partes interesadas que participan en el proyecto.</w:t>
-      </w:r>
-    </w:p>
-    <w:p>
+        <w:t>.</w:t>
+      </w:r>
+    </w:p>
+    <w:p>
+      <w:r>
+        <w:t xml:space="preserve">Las herramientas de modelado también ofrecen facilidades de documentación, ya que permiten almacenar información relacionada con los elementos del sistema, </w:t>
+      </w:r>
       <w:r>
         <w:lastRenderedPageBreak/>
-        <w:t xml:space="preserve">Otra característica importante es la estandarización de modelos, lo que significa que muchas herramientas utilizan notaciones reconocidas internacionalmente, como el Lenguaje Unificado de Modelado (UML) o modelos de procesos. Esto permite que los diagramas elaborados puedan ser comprendidos por diferentes profesionales del área de desarrollo de </w:t>
+        <w:t xml:space="preserve">como descripciones de requisitos, relaciones entre componentes, reglas de negocio y especificaciones técnicas. De esta manera, se genera una base de conocimiento que puede ser utilizada durante todo el ciclo de vida del </w:t>
       </w:r>
       <w:r>
         <w:rPr>
@@ -12573,7 +12542,17 @@
     </w:p>
     <w:p>
       <w:r>
-        <w:t xml:space="preserve">Las herramientas de modelado también ofrecen facilidades de documentación, ya que permiten almacenar información relacionada con los elementos del sistema, como descripciones de requisitos, relaciones entre componentes, reglas de negocio y especificaciones técnicas. De esta manera, se genera una base de conocimiento que puede ser utilizada durante todo el ciclo de vida del </w:t>
+        <w:t>Asimismo, muchas herramientas cuentan con funcionalidades de trabajo colaborativo, lo que permite que varios miembros del equipo participen en la construcción y revisión de los modelos del sistema. Esta característica favorece la comunicación entre analistas, desarrolladores, diseñadores y otros actores involucrados en el proyecto.</w:t>
+      </w:r>
+    </w:p>
+    <w:p>
+      <w:r>
+        <w:t>Otra característica relevante es la capacidad de actualización y trazabilidad, ya que las herramientas permiten modificar los modelos cuando cambian los requisitos del sistema y mantener un registro de las versiones o cambios realizados. Esto facilita el control del proyecto y la gestión de los requisitos a lo largo del desarrollo.</w:t>
+      </w:r>
+    </w:p>
+    <w:p>
+      <w:r>
+        <w:t xml:space="preserve">A continuación, se presentan algunas características comunes de las herramientas de modelado utilizadas en proyectos de </w:t>
       </w:r>
       <w:r>
         <w:rPr>
@@ -12586,37 +12565,10 @@
       </w:r>
     </w:p>
     <w:p>
-      <w:r>
-        <w:t>Asimismo, muchas herramientas cuentan con funcionalidades de trabajo colaborativo, lo que permite que varios miembros del equipo participen en la construcción y revisión de los modelos del sistema. Esta característica favorece la comunicación entre analistas, desarrolladores, diseñadores y otros actores involucrados en el proyecto.</w:t>
-      </w:r>
-    </w:p>
-    <w:p>
-      <w:r>
-        <w:t>Otra característica relevante es la capacidad de actualización y trazabilidad, ya que las herramientas permiten modificar los modelos cuando cambian los requisitos del sistema y mantener un registro de las versiones o cambios realizados. Esto facilita el control del proyecto y la gestión de los requisitos a lo largo del desarrollo.</w:t>
-      </w:r>
-    </w:p>
-    <w:p>
-      <w:r>
-        <w:t xml:space="preserve">A continuación, se presentan algunas características comunes de las herramientas de modelado utilizadas en proyectos de </w:t>
-      </w:r>
-      <w:r>
-        <w:rPr>
-          <w:rStyle w:val="Extranjerismo"/>
-        </w:rPr>
-        <w:t>software</w:t>
-      </w:r>
-      <w:r>
-        <w:t>.</w:t>
-      </w:r>
-    </w:p>
-    <w:p/>
-    <w:p/>
-    <w:p>
       <w:pPr>
         <w:pStyle w:val="Tabla"/>
       </w:pPr>
       <w:r>
-        <w:lastRenderedPageBreak/>
         <w:t>Características de las herramientas de modelado de requisitos</w:t>
       </w:r>
     </w:p>
@@ -12641,7 +12593,7 @@
           </w:tcPr>
           <w:p>
             <w:pPr>
-              <w:ind w:firstLine="0"/>
+              <w:pStyle w:val="TextoTablas"/>
             </w:pPr>
             <w:r>
               <w:t>Característica</w:t>
@@ -12654,7 +12606,7 @@
           </w:tcPr>
           <w:p>
             <w:pPr>
-              <w:ind w:firstLine="0"/>
+              <w:pStyle w:val="TextoTablas"/>
             </w:pPr>
             <w:r>
               <w:t>Descripción</w:t>
@@ -12672,7 +12624,7 @@
           </w:tcPr>
           <w:p>
             <w:pPr>
-              <w:ind w:firstLine="0"/>
+              <w:pStyle w:val="TextoTablas"/>
             </w:pPr>
             <w:r>
               <w:t>Representación visual.</w:t>
@@ -12685,7 +12637,7 @@
           </w:tcPr>
           <w:p>
             <w:pPr>
-              <w:ind w:firstLine="0"/>
+              <w:pStyle w:val="TextoTablas"/>
             </w:pPr>
             <w:r>
               <w:t>Permiten expresar el funcionamiento del sistema mediante diagramas y modelos gráficos.</w:t>
@@ -12700,7 +12652,7 @@
           </w:tcPr>
           <w:p>
             <w:pPr>
-              <w:ind w:firstLine="0"/>
+              <w:pStyle w:val="TextoTablas"/>
             </w:pPr>
             <w:r>
               <w:t>Uso de estándares.</w:t>
@@ -12713,7 +12665,7 @@
           </w:tcPr>
           <w:p>
             <w:pPr>
-              <w:ind w:firstLine="0"/>
+              <w:pStyle w:val="TextoTablas"/>
             </w:pPr>
             <w:r>
               <w:t>Utilizan notaciones reconocidas como UML u otros modelos de representación de sistemas.</w:t>
@@ -12731,7 +12683,7 @@
           </w:tcPr>
           <w:p>
             <w:pPr>
-              <w:ind w:firstLine="0"/>
+              <w:pStyle w:val="TextoTablas"/>
             </w:pPr>
             <w:r>
               <w:t>Documentación estructurada.</w:t>
@@ -12744,7 +12696,7 @@
           </w:tcPr>
           <w:p>
             <w:pPr>
-              <w:ind w:firstLine="0"/>
+              <w:pStyle w:val="TextoTablas"/>
             </w:pPr>
             <w:r>
               <w:t>Facilitan el registro y organización de la información relacionada con los requisitos del sistema.</w:t>
@@ -12759,7 +12711,7 @@
           </w:tcPr>
           <w:p>
             <w:pPr>
-              <w:ind w:firstLine="0"/>
+              <w:pStyle w:val="TextoTablas"/>
             </w:pPr>
             <w:r>
               <w:t>Trabajo colaborativo.</w:t>
@@ -12772,7 +12724,7 @@
           </w:tcPr>
           <w:p>
             <w:pPr>
-              <w:ind w:firstLine="0"/>
+              <w:pStyle w:val="TextoTablas"/>
             </w:pPr>
             <w:r>
               <w:t>Permiten que varios miembros del equipo participen en la creación y revisión de los modelos.</w:t>
@@ -12790,9 +12742,10 @@
           </w:tcPr>
           <w:p>
             <w:pPr>
-              <w:ind w:firstLine="0"/>
-            </w:pPr>
-            <w:r>
+              <w:pStyle w:val="TextoTablas"/>
+            </w:pPr>
+            <w:r>
+              <w:lastRenderedPageBreak/>
               <w:t>Trazabilidad de cambios.</w:t>
             </w:r>
           </w:p>
@@ -12803,7 +12756,7 @@
           </w:tcPr>
           <w:p>
             <w:pPr>
-              <w:ind w:firstLine="0"/>
+              <w:pStyle w:val="TextoTablas"/>
             </w:pPr>
             <w:r>
               <w:t>Registran modificaciones realizadas en los modelos y permiten gestionar versiones del proyecto.</w:t>
@@ -12818,7 +12771,7 @@
           </w:tcPr>
           <w:p>
             <w:pPr>
-              <w:ind w:firstLine="0"/>
+              <w:pStyle w:val="TextoTablas"/>
             </w:pPr>
             <w:r>
               <w:t>Integración con otras herramientas.</w:t>
@@ -12831,7 +12784,7 @@
           </w:tcPr>
           <w:p>
             <w:pPr>
-              <w:ind w:firstLine="0"/>
+              <w:pStyle w:val="TextoTablas"/>
             </w:pPr>
             <w:r>
               <w:t>Algunas herramientas se integran con sistemas de desarrollo, gestión de proyectos o repositorios de código.</w:t>
@@ -12855,7 +12808,15 @@
         <w:t>.</w:t>
       </w:r>
     </w:p>
-    <w:p/>
+    <w:p>
+      <w:pPr>
+        <w:spacing w:before="0" w:after="0" w:line="240" w:lineRule="auto"/>
+        <w:ind w:firstLine="0"/>
+      </w:pPr>
+      <w:r>
+        <w:br w:type="page"/>
+      </w:r>
+    </w:p>
     <w:p>
       <w:pPr>
         <w:pStyle w:val="Ttulo1"/>
@@ -13509,7 +13470,7 @@
           </w:tcPr>
           <w:p>
             <w:pPr>
-              <w:ind w:firstLine="0"/>
+              <w:pStyle w:val="TextoTablas"/>
             </w:pPr>
             <w:r>
               <w:t>Herramienta</w:t>
@@ -13522,7 +13483,7 @@
           </w:tcPr>
           <w:p>
             <w:pPr>
-              <w:ind w:firstLine="0"/>
+              <w:pStyle w:val="TextoTablas"/>
             </w:pPr>
             <w:r>
               <w:t>Características</w:t>
@@ -13540,7 +13501,7 @@
           </w:tcPr>
           <w:p>
             <w:pPr>
-              <w:ind w:firstLine="0"/>
+              <w:pStyle w:val="TextoTablas"/>
             </w:pPr>
             <w:proofErr w:type="spellStart"/>
             <w:r>
@@ -13555,7 +13516,7 @@
           </w:tcPr>
           <w:p>
             <w:pPr>
-              <w:ind w:firstLine="0"/>
+              <w:pStyle w:val="TextoTablas"/>
             </w:pPr>
             <w:r>
               <w:t>Plataforma en línea que permite crear diagramas UML de manera colaborativa.</w:t>
@@ -13570,7 +13531,7 @@
           </w:tcPr>
           <w:p>
             <w:pPr>
-              <w:ind w:firstLine="0"/>
+              <w:pStyle w:val="TextoTablas"/>
             </w:pPr>
             <w:r>
               <w:t>Draw.io (diagrams.net)</w:t>
@@ -13583,7 +13544,7 @@
           </w:tcPr>
           <w:p>
             <w:pPr>
-              <w:ind w:firstLine="0"/>
+              <w:pStyle w:val="TextoTablas"/>
             </w:pPr>
             <w:r>
               <w:t>Herramienta gratuita para crear diagramas técnicos y modelos UML.</w:t>
@@ -13601,7 +13562,7 @@
           </w:tcPr>
           <w:p>
             <w:pPr>
-              <w:ind w:firstLine="0"/>
+              <w:pStyle w:val="TextoTablas"/>
             </w:pPr>
             <w:proofErr w:type="spellStart"/>
             <w:r>
@@ -13616,7 +13577,7 @@
           </w:tcPr>
           <w:p>
             <w:pPr>
-              <w:ind w:firstLine="0"/>
+              <w:pStyle w:val="TextoTablas"/>
             </w:pPr>
             <w:r>
               <w:rPr>
@@ -13646,7 +13607,7 @@
           </w:tcPr>
           <w:p>
             <w:pPr>
-              <w:ind w:firstLine="0"/>
+              <w:pStyle w:val="TextoTablas"/>
             </w:pPr>
             <w:r>
               <w:t xml:space="preserve">Visual </w:t>
@@ -13664,7 +13625,7 @@
           </w:tcPr>
           <w:p>
             <w:pPr>
-              <w:ind w:firstLine="0"/>
+              <w:pStyle w:val="TextoTablas"/>
             </w:pPr>
             <w:r>
               <w:t xml:space="preserve">Plataforma profesional para modelado de sistemas y gestión de proyectos de </w:t>
@@ -13691,7 +13652,7 @@
           </w:tcPr>
           <w:p>
             <w:pPr>
-              <w:ind w:firstLine="0"/>
+              <w:pStyle w:val="TextoTablas"/>
             </w:pPr>
             <w:r>
               <w:t>Microsoft Visio</w:t>
@@ -13704,7 +13665,7 @@
           </w:tcPr>
           <w:p>
             <w:pPr>
-              <w:ind w:firstLine="0"/>
+              <w:pStyle w:val="TextoTablas"/>
             </w:pPr>
             <w:r>
               <w:t>Herramienta de diagramación que permite crear diferentes tipos de modelos técnicos.</w:t>
@@ -13716,29 +13677,26 @@
     <w:p/>
     <w:p>
       <w:r>
-        <w:t xml:space="preserve">El uso de diagramas de casos de uso permite comprender de forma clara las funcionalidades que debe ofrecer el sistema y las interacciones con los usuarios. </w:t>
-      </w:r>
+        <w:t xml:space="preserve">El uso de diagramas de casos de uso permite comprender de forma clara las funcionalidades que debe ofrecer el sistema y las interacciones con los usuarios. Además, facilita la identificación de requisitos funcionales, mejora la comunicación entre los miembros del equipo y sirve como base para el diseño y desarrollo del </w:t>
+      </w:r>
+      <w:r>
+        <w:rPr>
+          <w:rStyle w:val="Extranjerismo"/>
+        </w:rPr>
+        <w:t>software</w:t>
+      </w:r>
+      <w:r>
+        <w:t>.</w:t>
+      </w:r>
+    </w:p>
+    <w:p/>
+    <w:p>
+      <w:pPr>
+        <w:pStyle w:val="Ttulo2"/>
+      </w:pPr>
+      <w:bookmarkStart w:id="42" w:name="_Toc227677933"/>
       <w:r>
         <w:lastRenderedPageBreak/>
-        <w:t xml:space="preserve">Además, facilita la identificación de requisitos funcionales, mejora la comunicación entre los miembros del equipo y sirve como base para el diseño y desarrollo del </w:t>
-      </w:r>
-      <w:r>
-        <w:rPr>
-          <w:rStyle w:val="Extranjerismo"/>
-        </w:rPr>
-        <w:t>software</w:t>
-      </w:r>
-      <w:r>
-        <w:t>.</w:t>
-      </w:r>
-    </w:p>
-    <w:p/>
-    <w:p>
-      <w:pPr>
-        <w:pStyle w:val="Ttulo2"/>
-      </w:pPr>
-      <w:bookmarkStart w:id="42" w:name="_Toc227677933"/>
-      <w:r>
         <w:t>Historias de usuario</w:t>
       </w:r>
       <w:bookmarkEnd w:id="42"/>
@@ -13790,13 +13748,16 @@
     <w:p/>
     <w:p>
       <w:r>
+        <w:t>Este formato permite que los analistas, desarrolladores y demás participantes del proyecto comprendan fácilmente el propósito de cada funcionalidad del sistema y mantengan el enfoque en las necesidades reales de los usuarios.</w:t>
+      </w:r>
+    </w:p>
+    <w:p>
+      <w:r>
+        <w:t xml:space="preserve">Las historias de usuario suelen complementarse con criterios de aceptación, los cuales describen las condiciones que deben cumplirse para considerar que el requisito </w:t>
+      </w:r>
+      <w:r>
         <w:lastRenderedPageBreak/>
-        <w:t>Este formato permite que los analistas, desarrolladores y demás participantes del proyecto comprendan fácilmente el propósito de cada funcionalidad del sistema y mantengan el enfoque en las necesidades reales de los usuarios.</w:t>
-      </w:r>
-    </w:p>
-    <w:p>
-      <w:r>
-        <w:t>Las historias de usuario suelen complementarse con criterios de aceptación, los cuales describen las condiciones que deben cumplirse para considerar que el requisito ha sido implementado correctamente. Estos criterios facilitan la validación del desarrollo y permiten verificar si la funcionalidad satisface las necesidades planteadas.</w:t>
+        <w:t>ha sido implementado correctamente. Estos criterios facilitan la validación del desarrollo y permiten verificar si la funcionalidad satisface las necesidades planteadas.</w:t>
       </w:r>
     </w:p>
     <w:p>
@@ -13896,7 +13857,6 @@
         <w:t>Se estructura la historia utilizando el formato estándar para que sea comprensible para todos los miembros del equipo.</w:t>
       </w:r>
     </w:p>
-    <w:p/>
     <w:p>
       <w:pPr>
         <w:pStyle w:val="Prrafodelista"/>
@@ -13912,23 +13872,23 @@
         <w:rPr>
           <w:b/>
         </w:rPr>
+        <w:t>Establecer los criterios de aceptación</w:t>
+      </w:r>
+    </w:p>
+    <w:p>
+      <w:r>
+        <w:t>Se describen las condiciones que permitirán verificar que la funcionalidad se implementó correctamente.</w:t>
+      </w:r>
+    </w:p>
+    <w:p>
+      <w:r>
+        <w:t>A continuación, se presentan algunos ejemplos que explican cómo se redactan las historias de usuario en diferentes contextos.</w:t>
+      </w:r>
+    </w:p>
+    <w:p/>
+    <w:p>
+      <w:r>
         <w:lastRenderedPageBreak/>
-        <w:t>Establecer los criterios de aceptación</w:t>
-      </w:r>
-    </w:p>
-    <w:p>
-      <w:r>
-        <w:t>Se describen las condiciones que permitirán verificar que la funcionalidad se implementó correctamente.</w:t>
-      </w:r>
-    </w:p>
-    <w:p>
-      <w:r>
-        <w:t>A continuación, se presentan algunos ejemplos que explican cómo se redactan las historias de usuario en diferentes contextos.</w:t>
-      </w:r>
-    </w:p>
-    <w:p/>
-    <w:p>
-      <w:r>
         <w:t>Ejemplo 1. Plataforma educativa</w:t>
       </w:r>
     </w:p>
@@ -14030,7 +13990,6 @@
     <w:p/>
     <w:p>
       <w:r>
-        <w:lastRenderedPageBreak/>
         <w:t>Criterios de aceptación:</w:t>
       </w:r>
     </w:p>
@@ -14084,6 +14043,7 @@
     </w:p>
     <w:p>
       <w:r>
+        <w:lastRenderedPageBreak/>
         <w:t>De esta manera, las historias de usuario permiten describir los requisitos del sistema de forma clara, centrada en el usuario y orientada al valor que cada funcionalidad aporta al producto desarrollado.</w:t>
       </w:r>
     </w:p>
@@ -14148,7 +14108,6 @@
     </w:p>
     <w:p>
       <w:r>
-        <w:lastRenderedPageBreak/>
         <w:t xml:space="preserve">En ingeniería de requisitos, el </w:t>
       </w:r>
       <w:r>
@@ -14199,6 +14158,7 @@
         <w:rPr>
           <w:b/>
         </w:rPr>
+        <w:lastRenderedPageBreak/>
         <w:t>Definir el escenario de uso</w:t>
       </w:r>
     </w:p>
@@ -14284,9 +14244,6 @@
         <w:t>Cada paso del proceso se representa mediante imágenes, bocetos o diagramas que muestran la interacción entre el usuario y la interfaz del sistema.</w:t>
       </w:r>
     </w:p>
-    <w:p/>
-    <w:p/>
-    <w:p/>
     <w:p>
       <w:pPr>
         <w:pStyle w:val="Prrafodelista"/>
@@ -14302,7 +14259,6 @@
         <w:rPr>
           <w:b/>
         </w:rPr>
-        <w:lastRenderedPageBreak/>
         <w:t>Analizar y validar el flujo de interacción</w:t>
       </w:r>
     </w:p>
@@ -14374,7 +14330,7 @@
           </w:tcPr>
           <w:p>
             <w:pPr>
-              <w:ind w:firstLine="0"/>
+              <w:pStyle w:val="TextoTablas"/>
             </w:pPr>
             <w:r>
               <w:t>Escena</w:t>
@@ -14387,7 +14343,7 @@
           </w:tcPr>
           <w:p>
             <w:pPr>
-              <w:ind w:firstLine="0"/>
+              <w:pStyle w:val="TextoTablas"/>
             </w:pPr>
             <w:r>
               <w:t>Descripción de la acción</w:t>
@@ -14405,7 +14361,7 @@
           </w:tcPr>
           <w:p>
             <w:pPr>
-              <w:ind w:firstLine="0"/>
+              <w:pStyle w:val="TextoTablas"/>
             </w:pPr>
             <w:r>
               <w:t>1</w:t>
@@ -14418,7 +14374,7 @@
           </w:tcPr>
           <w:p>
             <w:pPr>
-              <w:ind w:firstLine="0"/>
+              <w:pStyle w:val="TextoTablas"/>
             </w:pPr>
             <w:r>
               <w:t>El usuario ingresa a la plataforma educativa desde su navegador.</w:t>
@@ -14433,9 +14389,10 @@
           </w:tcPr>
           <w:p>
             <w:pPr>
-              <w:ind w:firstLine="0"/>
-            </w:pPr>
-            <w:r>
+              <w:pStyle w:val="TextoTablas"/>
+            </w:pPr>
+            <w:r>
+              <w:lastRenderedPageBreak/>
               <w:t>2</w:t>
             </w:r>
           </w:p>
@@ -14446,7 +14403,7 @@
           </w:tcPr>
           <w:p>
             <w:pPr>
-              <w:ind w:firstLine="0"/>
+              <w:pStyle w:val="TextoTablas"/>
             </w:pPr>
             <w:r>
               <w:t>El usuario introduce su nombre de usuario y contraseña para iniciar sesión.</w:t>
@@ -14464,7 +14421,7 @@
           </w:tcPr>
           <w:p>
             <w:pPr>
-              <w:ind w:firstLine="0"/>
+              <w:pStyle w:val="TextoTablas"/>
             </w:pPr>
             <w:r>
               <w:t>3</w:t>
@@ -14477,7 +14434,7 @@
           </w:tcPr>
           <w:p>
             <w:pPr>
-              <w:ind w:firstLine="0"/>
+              <w:pStyle w:val="TextoTablas"/>
             </w:pPr>
             <w:r>
               <w:t>El sistema presenta el panel principal con los cursos disponibles.</w:t>
@@ -14492,7 +14449,7 @@
           </w:tcPr>
           <w:p>
             <w:pPr>
-              <w:ind w:firstLine="0"/>
+              <w:pStyle w:val="TextoTablas"/>
             </w:pPr>
             <w:r>
               <w:t>4</w:t>
@@ -14505,7 +14462,7 @@
           </w:tcPr>
           <w:p>
             <w:pPr>
-              <w:ind w:firstLine="0"/>
+              <w:pStyle w:val="TextoTablas"/>
             </w:pPr>
             <w:r>
               <w:t>El usuario selecciona un curso de su interés.</w:t>
@@ -14523,7 +14480,7 @@
           </w:tcPr>
           <w:p>
             <w:pPr>
-              <w:ind w:firstLine="0"/>
+              <w:pStyle w:val="TextoTablas"/>
             </w:pPr>
             <w:r>
               <w:t>5</w:t>
@@ -14536,7 +14493,7 @@
           </w:tcPr>
           <w:p>
             <w:pPr>
-              <w:ind w:firstLine="0"/>
+              <w:pStyle w:val="TextoTablas"/>
             </w:pPr>
             <w:r>
               <w:t>El sistema presenta la información del curso y la opción de inscripción.</w:t>
@@ -14551,7 +14508,7 @@
           </w:tcPr>
           <w:p>
             <w:pPr>
-              <w:ind w:firstLine="0"/>
+              <w:pStyle w:val="TextoTablas"/>
             </w:pPr>
             <w:r>
               <w:t>6</w:t>
@@ -14564,7 +14521,7 @@
           </w:tcPr>
           <w:p>
             <w:pPr>
-              <w:ind w:firstLine="0"/>
+              <w:pStyle w:val="TextoTablas"/>
             </w:pPr>
             <w:r>
               <w:t>El usuario confirma la inscripción y el sistema registra el curso en su perfil.</w:t>
@@ -14576,11 +14533,7 @@
     <w:p/>
     <w:p>
       <w:r>
-        <w:t xml:space="preserve">Este tipo de representación permite que analistas, desarrolladores y usuarios comprendan con mayor facilidad cómo se desarrollará la interacción con el sistema, lo </w:t>
-      </w:r>
-      <w:r>
-        <w:lastRenderedPageBreak/>
-        <w:t xml:space="preserve">que contribuye a mejorar la definición de los requisitos y a reducir errores durante el proceso de desarrollo del </w:t>
+        <w:t xml:space="preserve">Este tipo de representación permite que analistas, desarrolladores y usuarios comprendan con mayor facilidad cómo se desarrollará la interacción con el sistema, lo que contribuye a mejorar la definición de los requisitos y a reducir errores durante el proceso de desarrollo del </w:t>
       </w:r>
       <w:r>
         <w:rPr>
@@ -14679,6 +14632,7 @@
           <w:lang w:eastAsia="es-CO"/>
         </w:rPr>
       </w:pPr>
+      <w:bookmarkStart w:id="46" w:name="_GoBack"/>
       <w:r>
         <w:rPr>
           <w:rStyle w:val="Extranjerismo"/>
@@ -14702,7 +14656,7 @@
                     </pic:cNvPicPr>
                   </pic:nvPicPr>
                   <pic:blipFill>
-                    <a:blip r:embed="rId10">
+                    <a:blip r:embed="rId14">
                       <a:extLst>
                         <a:ext uri="{28A0092B-C50C-407E-A947-70E740481C1C}">
                           <a14:useLocalDpi xmlns:a14="http://schemas.microsoft.com/office/drawing/2010/main" val="0"/>
@@ -14730,19 +14684,20 @@
           </wp:inline>
         </w:drawing>
       </w:r>
+      <w:bookmarkEnd w:id="46"/>
     </w:p>
     <w:p>
       <w:pPr>
         <w:pStyle w:val="Titulosgenerales"/>
       </w:pPr>
-      <w:bookmarkStart w:id="46" w:name="_Toc176443725"/>
-      <w:bookmarkStart w:id="47" w:name="_Toc227677936"/>
+      <w:bookmarkStart w:id="47" w:name="_Toc176443725"/>
+      <w:bookmarkStart w:id="48" w:name="_Toc227677936"/>
       <w:r>
         <w:lastRenderedPageBreak/>
         <w:t>Glosario</w:t>
       </w:r>
-      <w:bookmarkEnd w:id="46"/>
       <w:bookmarkEnd w:id="47"/>
+      <w:bookmarkEnd w:id="48"/>
     </w:p>
     <w:p>
       <w:pPr>
@@ -15087,8 +15042,8 @@
           <w:lang w:val="es-MX"/>
         </w:rPr>
       </w:pPr>
-      <w:bookmarkStart w:id="48" w:name="_Toc176443726"/>
-      <w:bookmarkStart w:id="49" w:name="_Toc227677937"/>
+      <w:bookmarkStart w:id="49" w:name="_Toc176443726"/>
+      <w:bookmarkStart w:id="50" w:name="_Toc227677937"/>
       <w:r>
         <w:rPr>
           <w:lang w:val="es-MX"/>
@@ -15096,8 +15051,8 @@
         <w:lastRenderedPageBreak/>
         <w:t>Referencias bibliográficas</w:t>
       </w:r>
-      <w:bookmarkEnd w:id="48"/>
       <w:bookmarkEnd w:id="49"/>
+      <w:bookmarkEnd w:id="50"/>
     </w:p>
     <w:p>
       <w:pPr>
@@ -15548,14 +15503,14 @@
       <w:pPr>
         <w:pStyle w:val="Titulosgenerales"/>
       </w:pPr>
-      <w:bookmarkStart w:id="50" w:name="_Toc176443727"/>
-      <w:bookmarkStart w:id="51" w:name="_Toc227677938"/>
+      <w:bookmarkStart w:id="51" w:name="_Toc176443727"/>
+      <w:bookmarkStart w:id="52" w:name="_Toc227677938"/>
       <w:r>
         <w:lastRenderedPageBreak/>
         <w:t>Créditos</w:t>
       </w:r>
-      <w:bookmarkEnd w:id="50"/>
       <w:bookmarkEnd w:id="51"/>
+      <w:bookmarkEnd w:id="52"/>
     </w:p>
     <w:tbl>
       <w:tblPr>
@@ -15819,12 +15774,7 @@
               </w:rPr>
             </w:pPr>
             <w:r>
-              <w:t>Evalua</w:t>
-            </w:r>
-            <w:bookmarkStart w:id="52" w:name="_GoBack"/>
-            <w:bookmarkEnd w:id="52"/>
-            <w:r>
-              <w:t>dora instruccional</w:t>
+              <w:t>Evaluadora instruccional</w:t>
             </w:r>
           </w:p>
         </w:tc>
@@ -16187,8 +16137,8 @@
       </w:pPr>
     </w:p>
     <w:sectPr>
-      <w:headerReference w:type="default" r:id="rId11"/>
-      <w:footerReference w:type="default" r:id="rId12"/>
+      <w:headerReference w:type="default" r:id="rId15"/>
+      <w:footerReference w:type="default" r:id="rId16"/>
       <w:pgSz w:w="12240" w:h="15840"/>
       <w:pgMar w:top="1701" w:right="1134" w:bottom="1134" w:left="1134" w:header="709" w:footer="737" w:gutter="0"/>
       <w:pgNumType w:start="1"/>
@@ -21159,10 +21109,6 @@
 </file>
 
 <file path=customXml/item1.xml><?xml version="1.0" encoding="utf-8"?>
-<b:Sources xmlns:b="http://schemas.openxmlformats.org/officeDocument/2006/bibliography" xmlns="http://schemas.openxmlformats.org/officeDocument/2006/bibliography" SelectedStyle="\APASixthEditionOfficeOnline.xsl" StyleName="APA" Version="6"/>
-</file>
-
-<file path=customXml/item2.xml><?xml version="1.0" encoding="utf-8"?>
 <ct:contentTypeSchema xmlns:ct="http://schemas.microsoft.com/office/2006/metadata/contentType" xmlns:ma="http://schemas.microsoft.com/office/2006/metadata/properties/metaAttributes" ct:_="" ma:_="" ma:contentTypeName="Documento" ma:contentTypeID="0x0101006A81D6BD42E8DF4C91013959704817E1" ma:contentTypeVersion="15" ma:contentTypeDescription="Crear nuevo documento." ma:contentTypeScope="" ma:versionID="bf4f72ffd194f0963ff564daca6869f7">
   <xsd:schema xmlns:xsd="http://www.w3.org/2001/XMLSchema" xmlns:xs="http://www.w3.org/2001/XMLSchema" xmlns:p="http://schemas.microsoft.com/office/2006/metadata/properties" xmlns:ns2="13c90a0b-73bc-4dc0-be5f-28d77b615beb" xmlns:ns3="13c93bba-48ce-428c-bfe5-88b42c19b028" targetNamespace="http://schemas.microsoft.com/office/2006/metadata/properties" ma:root="true" ma:fieldsID="8718d6f4873a5b1392a45044efa78385" ns2:_="" ns3:_="">
     <xsd:import namespace="13c90a0b-73bc-4dc0-be5f-28d77b615beb"/>
@@ -21397,6 +21343,17 @@
 </ct:contentTypeSchema>
 </file>
 
+<file path=customXml/item2.xml><?xml version="1.0" encoding="utf-8"?>
+<p:properties xmlns:p="http://schemas.microsoft.com/office/2006/metadata/properties" xmlns:xsi="http://www.w3.org/2001/XMLSchema-instance" xmlns:pc="http://schemas.microsoft.com/office/infopath/2007/PartnerControls">
+  <documentManagement>
+    <TaxCatchAll xmlns="13c90a0b-73bc-4dc0-be5f-28d77b615beb" xsi:nil="true"/>
+    <lcf76f155ced4ddcb4097134ff3c332f xmlns="13c93bba-48ce-428c-bfe5-88b42c19b028">
+      <Terms xmlns="http://schemas.microsoft.com/office/infopath/2007/PartnerControls"/>
+    </lcf76f155ced4ddcb4097134ff3c332f>
+  </documentManagement>
+</p:properties>
+</file>
+
 <file path=customXml/item3.xml><?xml version="1.0" encoding="utf-8"?>
 <?mso-contentType ?>
 <FormTemplates xmlns="http://schemas.microsoft.com/sharepoint/v3/contenttype/forms">
@@ -21407,32 +21364,51 @@
 </file>
 
 <file path=customXml/item4.xml><?xml version="1.0" encoding="utf-8"?>
-<p:properties xmlns:p="http://schemas.microsoft.com/office/2006/metadata/properties" xmlns:xsi="http://www.w3.org/2001/XMLSchema-instance" xmlns:pc="http://schemas.microsoft.com/office/infopath/2007/PartnerControls">
-  <documentManagement>
-    <TaxCatchAll xmlns="13c90a0b-73bc-4dc0-be5f-28d77b615beb" xsi:nil="true"/>
-    <lcf76f155ced4ddcb4097134ff3c332f xmlns="13c93bba-48ce-428c-bfe5-88b42c19b028">
-      <Terms xmlns="http://schemas.microsoft.com/office/infopath/2007/PartnerControls"/>
-    </lcf76f155ced4ddcb4097134ff3c332f>
-  </documentManagement>
-</p:properties>
+<b:Sources xmlns:b="http://schemas.openxmlformats.org/officeDocument/2006/bibliography" xmlns="http://schemas.openxmlformats.org/officeDocument/2006/bibliography" SelectedStyle="\APASixthEditionOfficeOnline.xsl" StyleName="APA" Version="6"/>
 </file>
 
 <file path=customXml/itemProps1.xml><?xml version="1.0" encoding="utf-8"?>
-<ds:datastoreItem xmlns:ds="http://schemas.openxmlformats.org/officeDocument/2006/customXml" ds:itemID="{5A8A3237-BE17-451E-B18F-C1B473D1B5C3}">
+<ds:datastoreItem xmlns:ds="http://schemas.openxmlformats.org/officeDocument/2006/customXml" ds:itemID="{65F43D3C-961D-4E26-8D6F-1A603885AAE0}">
   <ds:schemaRefs>
-    <ds:schemaRef ds:uri="http://schemas.openxmlformats.org/officeDocument/2006/bibliography"/>
+    <ds:schemaRef ds:uri="http://schemas.microsoft.com/office/2006/metadata/contentType"/>
+    <ds:schemaRef ds:uri="http://schemas.microsoft.com/office/2006/metadata/properties/metaAttributes"/>
+    <ds:schemaRef ds:uri="http://www.w3.org/2001/XMLSchema"/>
+    <ds:schemaRef ds:uri="http://schemas.microsoft.com/office/2006/metadata/properties"/>
+    <ds:schemaRef ds:uri="13c90a0b-73bc-4dc0-be5f-28d77b615beb"/>
+    <ds:schemaRef ds:uri="13c93bba-48ce-428c-bfe5-88b42c19b028"/>
+    <ds:schemaRef ds:uri="http://schemas.microsoft.com/office/2006/documentManagement/types"/>
+    <ds:schemaRef ds:uri="http://schemas.microsoft.com/office/infopath/2007/PartnerControls"/>
+    <ds:schemaRef ds:uri="http://schemas.openxmlformats.org/package/2006/metadata/core-properties"/>
+    <ds:schemaRef ds:uri="http://purl.org/dc/elements/1.1/"/>
+    <ds:schemaRef ds:uri="http://purl.org/dc/terms/"/>
+    <ds:schemaRef ds:uri="http://schemas.microsoft.com/internal/obd"/>
   </ds:schemaRefs>
 </ds:datastoreItem>
 </file>
 
 <file path=customXml/itemProps2.xml><?xml version="1.0" encoding="utf-8"?>
-<ds:datastoreItem xmlns:ds="http://schemas.openxmlformats.org/officeDocument/2006/customXml" ds:itemID="{65F43D3C-961D-4E26-8D6F-1A603885AAE0}"/>
+<ds:datastoreItem xmlns:ds="http://schemas.openxmlformats.org/officeDocument/2006/customXml" ds:itemID="{94402660-B5DA-4465-8037-A85926641EFC}">
+  <ds:schemaRefs>
+    <ds:schemaRef ds:uri="http://schemas.microsoft.com/office/2006/metadata/properties"/>
+    <ds:schemaRef ds:uri="http://schemas.microsoft.com/office/infopath/2007/PartnerControls"/>
+    <ds:schemaRef ds:uri="13c90a0b-73bc-4dc0-be5f-28d77b615beb"/>
+    <ds:schemaRef ds:uri="13c93bba-48ce-428c-bfe5-88b42c19b028"/>
+  </ds:schemaRefs>
+</ds:datastoreItem>
 </file>
 
 <file path=customXml/itemProps3.xml><?xml version="1.0" encoding="utf-8"?>
-<ds:datastoreItem xmlns:ds="http://schemas.openxmlformats.org/officeDocument/2006/customXml" ds:itemID="{98425850-1BE1-4786-998B-F37B9540BFA5}"/>
+<ds:datastoreItem xmlns:ds="http://schemas.openxmlformats.org/officeDocument/2006/customXml" ds:itemID="{98425850-1BE1-4786-998B-F37B9540BFA5}">
+  <ds:schemaRefs>
+    <ds:schemaRef ds:uri="http://schemas.microsoft.com/sharepoint/v3/contenttype/forms"/>
+  </ds:schemaRefs>
+</ds:datastoreItem>
 </file>
 
 <file path=customXml/itemProps4.xml><?xml version="1.0" encoding="utf-8"?>
-<ds:datastoreItem xmlns:ds="http://schemas.openxmlformats.org/officeDocument/2006/customXml" ds:itemID="{94402660-B5DA-4465-8037-A85926641EFC}"/>
+<ds:datastoreItem xmlns:ds="http://schemas.openxmlformats.org/officeDocument/2006/customXml" ds:itemID="{A8DF013A-8585-493B-9B0C-1477C0FD0E9B}">
+  <ds:schemaRefs>
+    <ds:schemaRef ds:uri="http://schemas.openxmlformats.org/officeDocument/2006/bibliography"/>
+  </ds:schemaRefs>
+</ds:datastoreItem>
 </file>